--- a/UT1_INTRODUCCION/UT1_ACT03_WebView/Act_1.3_WebView.docx
+++ b/UT1_INTRODUCCION/UT1_ACT03_WebView/Act_1.3_WebView.docx
@@ -794,7 +794,11 @@
             </w:tabs>
             <w:rPr>
               <w:noProof/>
+              <w:kern w:val="2"/>
+              <w:sz w:val="24"/>
+              <w:szCs w:val="24"/>
               <w:lang w:eastAsia="es-ES"/>
+              <w14:ligatures w14:val="standardContextual"/>
             </w:rPr>
           </w:pPr>
           <w:r>
@@ -806,13 +810,13 @@
           <w:r>
             <w:fldChar w:fldCharType="separate"/>
           </w:r>
-          <w:hyperlink w:anchor="_Toc241137594" w:history="1">
+          <w:hyperlink w:anchor="_Toc242878994" w:history="1">
             <w:r>
               <w:rPr>
                 <w:rStyle w:val="Hipervnculo"/>
                 <w:noProof/>
               </w:rPr>
-              <w:t>TITULO 1</w:t>
+              <w:t>ACTIVIDAD 1: WEBVIEW GUIADO</w:t>
             </w:r>
             <w:r>
               <w:rPr>
@@ -833,7 +837,7 @@
                 <w:noProof/>
                 <w:webHidden/>
               </w:rPr>
-              <w:instrText xml:space="preserve"> PAGEREF _Toc241137594 \h </w:instrText>
+              <w:instrText xml:space="preserve"> PAGEREF _Toc242878994 \h </w:instrText>
             </w:r>
             <w:r>
               <w:rPr>
@@ -872,16 +876,20 @@
             </w:tabs>
             <w:rPr>
               <w:noProof/>
+              <w:kern w:val="2"/>
+              <w:sz w:val="24"/>
+              <w:szCs w:val="24"/>
               <w:lang w:eastAsia="es-ES"/>
+              <w14:ligatures w14:val="standardContextual"/>
             </w:rPr>
           </w:pPr>
-          <w:hyperlink w:anchor="_Toc241137595" w:history="1">
+          <w:hyperlink w:anchor="_Toc242878995" w:history="1">
             <w:r>
               <w:rPr>
                 <w:rStyle w:val="Hipervnculo"/>
                 <w:noProof/>
               </w:rPr>
-              <w:t>CAPITULO 1</w:t>
+              <w:t>1.1 Crear los proyectos</w:t>
             </w:r>
             <w:r>
               <w:rPr>
@@ -902,7 +910,7 @@
                 <w:noProof/>
                 <w:webHidden/>
               </w:rPr>
-              <w:instrText xml:space="preserve"> PAGEREF _Toc241137595 \h </w:instrText>
+              <w:instrText xml:space="preserve"> PAGEREF _Toc242878995 \h </w:instrText>
             </w:r>
             <w:r>
               <w:rPr>
@@ -935,22 +943,26 @@
         </w:p>
         <w:p>
           <w:pPr>
-            <w:pStyle w:val="TDC3"/>
+            <w:pStyle w:val="TDC2"/>
             <w:tabs>
               <w:tab w:val="right" w:leader="dot" w:pos="8494"/>
             </w:tabs>
             <w:rPr>
               <w:noProof/>
+              <w:kern w:val="2"/>
+              <w:sz w:val="24"/>
+              <w:szCs w:val="24"/>
               <w:lang w:eastAsia="es-ES"/>
+              <w14:ligatures w14:val="standardContextual"/>
             </w:rPr>
           </w:pPr>
-          <w:hyperlink w:anchor="_Toc241137596" w:history="1">
+          <w:hyperlink w:anchor="_Toc242878996" w:history="1">
             <w:r>
               <w:rPr>
                 <w:rStyle w:val="Hipervnculo"/>
                 <w:noProof/>
               </w:rPr>
-              <w:t>SECCION 1</w:t>
+              <w:t>1.2 MainActivity</w:t>
             </w:r>
             <w:r>
               <w:rPr>
@@ -971,7 +983,7 @@
                 <w:noProof/>
                 <w:webHidden/>
               </w:rPr>
-              <w:instrText xml:space="preserve"> PAGEREF _Toc241137596 \h </w:instrText>
+              <w:instrText xml:space="preserve"> PAGEREF _Toc242878996 \h </w:instrText>
             </w:r>
             <w:r>
               <w:rPr>
@@ -991,7 +1003,80 @@
                 <w:noProof/>
                 <w:webHidden/>
               </w:rPr>
-              <w:t>3</w:t>
+              <w:t>4</w:t>
+            </w:r>
+            <w:r>
+              <w:rPr>
+                <w:noProof/>
+                <w:webHidden/>
+              </w:rPr>
+              <w:fldChar w:fldCharType="end"/>
+            </w:r>
+          </w:hyperlink>
+        </w:p>
+        <w:p>
+          <w:pPr>
+            <w:pStyle w:val="TDC2"/>
+            <w:tabs>
+              <w:tab w:val="right" w:leader="dot" w:pos="8494"/>
+            </w:tabs>
+            <w:rPr>
+              <w:noProof/>
+              <w:kern w:val="2"/>
+              <w:sz w:val="24"/>
+              <w:szCs w:val="24"/>
+              <w:lang w:eastAsia="es-ES"/>
+              <w14:ligatures w14:val="standardContextual"/>
+            </w:rPr>
+          </w:pPr>
+          <w:hyperlink w:anchor="_Toc242878997" w:history="1">
+            <w:r>
+              <w:rPr>
+                <w:rStyle w:val="Hipervnculo"/>
+                <w:noProof/>
+              </w:rPr>
+              <w:t>1.3 Componentes Web</w:t>
+            </w:r>
+            <w:r>
+              <w:rPr>
+                <w:noProof/>
+                <w:webHidden/>
+              </w:rPr>
+              <w:tab/>
+            </w:r>
+            <w:r>
+              <w:rPr>
+                <w:noProof/>
+                <w:webHidden/>
+              </w:rPr>
+              <w:fldChar w:fldCharType="begin"/>
+            </w:r>
+            <w:r>
+              <w:rPr>
+                <w:noProof/>
+                <w:webHidden/>
+              </w:rPr>
+              <w:instrText xml:space="preserve"> PAGEREF _Toc242878997 \h </w:instrText>
+            </w:r>
+            <w:r>
+              <w:rPr>
+                <w:noProof/>
+                <w:webHidden/>
+              </w:rPr>
+            </w:r>
+            <w:r>
+              <w:rPr>
+                <w:noProof/>
+                <w:webHidden/>
+              </w:rPr>
+              <w:fldChar w:fldCharType="separate"/>
+            </w:r>
+            <w:r>
+              <w:rPr>
+                <w:noProof/>
+                <w:webHidden/>
+              </w:rPr>
+              <w:t>5</w:t>
             </w:r>
             <w:r>
               <w:rPr>
@@ -1010,16 +1095,20 @@
             </w:tabs>
             <w:rPr>
               <w:noProof/>
+              <w:kern w:val="2"/>
+              <w:sz w:val="24"/>
+              <w:szCs w:val="24"/>
               <w:lang w:eastAsia="es-ES"/>
+              <w14:ligatures w14:val="standardContextual"/>
             </w:rPr>
           </w:pPr>
-          <w:hyperlink w:anchor="_Toc241137597" w:history="1">
+          <w:hyperlink w:anchor="_Toc242878998" w:history="1">
             <w:r>
               <w:rPr>
                 <w:rStyle w:val="Hipervnculo"/>
                 <w:noProof/>
               </w:rPr>
-              <w:t>TITULO 2</w:t>
+              <w:t>ACTIVIDAD 2: AMPLIACIÓN</w:t>
             </w:r>
             <w:r>
               <w:rPr>
@@ -1040,7 +1129,7 @@
                 <w:noProof/>
                 <w:webHidden/>
               </w:rPr>
-              <w:instrText xml:space="preserve"> PAGEREF _Toc241137597 \h </w:instrText>
+              <w:instrText xml:space="preserve"> PAGEREF _Toc242878998 \h </w:instrText>
             </w:r>
             <w:r>
               <w:rPr>
@@ -1060,7 +1149,7 @@
                 <w:noProof/>
                 <w:webHidden/>
               </w:rPr>
-              <w:t>4</w:t>
+              <w:t>9</w:t>
             </w:r>
             <w:r>
               <w:rPr>
@@ -1079,16 +1168,20 @@
             </w:tabs>
             <w:rPr>
               <w:noProof/>
+              <w:kern w:val="2"/>
+              <w:sz w:val="24"/>
+              <w:szCs w:val="24"/>
               <w:lang w:eastAsia="es-ES"/>
+              <w14:ligatures w14:val="standardContextual"/>
             </w:rPr>
           </w:pPr>
-          <w:hyperlink w:anchor="_Toc241137598" w:history="1">
+          <w:hyperlink w:anchor="_Toc242878999" w:history="1">
             <w:r>
               <w:rPr>
                 <w:rStyle w:val="Hipervnculo"/>
                 <w:noProof/>
               </w:rPr>
-              <w:t>CAPITULO 1</w:t>
+              <w:t>2.1 Blablabla</w:t>
             </w:r>
             <w:r>
               <w:rPr>
@@ -1109,7 +1202,7 @@
                 <w:noProof/>
                 <w:webHidden/>
               </w:rPr>
-              <w:instrText xml:space="preserve"> PAGEREF _Toc241137598 \h </w:instrText>
+              <w:instrText xml:space="preserve"> PAGEREF _Toc242878999 \h </w:instrText>
             </w:r>
             <w:r>
               <w:rPr>
@@ -1129,76 +1222,7 @@
                 <w:noProof/>
                 <w:webHidden/>
               </w:rPr>
-              <w:t>4</w:t>
-            </w:r>
-            <w:r>
-              <w:rPr>
-                <w:noProof/>
-                <w:webHidden/>
-              </w:rPr>
-              <w:fldChar w:fldCharType="end"/>
-            </w:r>
-          </w:hyperlink>
-        </w:p>
-        <w:p>
-          <w:pPr>
-            <w:pStyle w:val="TDC3"/>
-            <w:tabs>
-              <w:tab w:val="right" w:leader="dot" w:pos="8494"/>
-            </w:tabs>
-            <w:rPr>
-              <w:noProof/>
-              <w:lang w:eastAsia="es-ES"/>
-            </w:rPr>
-          </w:pPr>
-          <w:hyperlink w:anchor="_Toc241137599" w:history="1">
-            <w:r>
-              <w:rPr>
-                <w:rStyle w:val="Hipervnculo"/>
-                <w:noProof/>
-              </w:rPr>
-              <w:t>SECCION 1</w:t>
-            </w:r>
-            <w:r>
-              <w:rPr>
-                <w:noProof/>
-                <w:webHidden/>
-              </w:rPr>
-              <w:tab/>
-            </w:r>
-            <w:r>
-              <w:rPr>
-                <w:noProof/>
-                <w:webHidden/>
-              </w:rPr>
-              <w:fldChar w:fldCharType="begin"/>
-            </w:r>
-            <w:r>
-              <w:rPr>
-                <w:noProof/>
-                <w:webHidden/>
-              </w:rPr>
-              <w:instrText xml:space="preserve"> PAGEREF _Toc241137599 \h </w:instrText>
-            </w:r>
-            <w:r>
-              <w:rPr>
-                <w:noProof/>
-                <w:webHidden/>
-              </w:rPr>
-            </w:r>
-            <w:r>
-              <w:rPr>
-                <w:noProof/>
-                <w:webHidden/>
-              </w:rPr>
-              <w:fldChar w:fldCharType="separate"/>
-            </w:r>
-            <w:r>
-              <w:rPr>
-                <w:noProof/>
-                <w:webHidden/>
-              </w:rPr>
-              <w:t>4</w:t>
+              <w:t>9</w:t>
             </w:r>
             <w:r>
               <w:rPr>
@@ -1243,15 +1267,18 @@
       <w:pPr>
         <w:pStyle w:val="Ttulo1"/>
       </w:pPr>
+      <w:bookmarkStart w:id="0" w:name="_Toc242878994"/>
       <w:r>
         <w:t>ACTIVIDAD 1: WEBVIEW GUIADO</w:t>
       </w:r>
+      <w:bookmarkEnd w:id="0"/>
     </w:p>
     <w:p/>
     <w:p>
       <w:pPr>
         <w:pStyle w:val="Ttulo2"/>
       </w:pPr>
+      <w:bookmarkStart w:id="1" w:name="_Toc242878995"/>
       <w:r>
         <w:t xml:space="preserve">1.1 Crear </w:t>
       </w:r>
@@ -1264,6 +1291,7 @@
       <w:r>
         <w:t>s</w:t>
       </w:r>
+      <w:bookmarkEnd w:id="1"/>
     </w:p>
     <w:p/>
     <w:p>
@@ -1420,18 +1448,25 @@
     </w:p>
     <w:p/>
     <w:p/>
+    <w:p/>
     <w:p>
       <w:pPr>
         <w:pStyle w:val="Ttulo2"/>
       </w:pPr>
-      <w:r>
-        <w:t>1.2 PROGRAMACION EN LALALA</w:t>
-      </w:r>
+      <w:bookmarkStart w:id="2" w:name="_Toc242878996"/>
+      <w:r>
+        <w:t xml:space="preserve">1.2 </w:t>
+      </w:r>
+      <w:r>
+        <w:t>MainActivity</w:t>
+      </w:r>
+      <w:bookmarkEnd w:id="2"/>
     </w:p>
+    <w:p/>
     <w:p>
       <w:r>
         <w:drawing>
-          <wp:anchor distT="0" distB="0" distL="114300" distR="114300" simplePos="0" relativeHeight="251665408" behindDoc="1" locked="0" layoutInCell="1" allowOverlap="1" wp14:anchorId="1D3C4FB4" wp14:editId="7803039C">
+          <wp:anchor distT="0" distB="0" distL="114300" distR="114300" simplePos="0" relativeHeight="251665408" behindDoc="1" locked="0" layoutInCell="1" allowOverlap="1" wp14:anchorId="1D3C4FB4" wp14:editId="6F5F2217">
             <wp:simplePos x="0" y="0"/>
             <wp:positionH relativeFrom="column">
               <wp:posOffset>2540</wp:posOffset>
@@ -1489,6 +1524,486 @@
         </w:drawing>
       </w:r>
     </w:p>
+    <w:p>
+      <w:r>
+        <w:rPr>
+          <w:highlight w:val="red"/>
+        </w:rPr>
+        <w:drawing>
+          <wp:anchor distT="0" distB="0" distL="114300" distR="114300" simplePos="0" relativeHeight="251666432" behindDoc="1" locked="0" layoutInCell="1" allowOverlap="1" wp14:anchorId="7C811D35" wp14:editId="541F4069">
+            <wp:simplePos x="0" y="0"/>
+            <wp:positionH relativeFrom="column">
+              <wp:posOffset>603885</wp:posOffset>
+            </wp:positionH>
+            <wp:positionV relativeFrom="paragraph">
+              <wp:posOffset>3012932</wp:posOffset>
+            </wp:positionV>
+            <wp:extent cx="4200525" cy="876300"/>
+            <wp:effectExtent l="0" t="0" r="9525" b="0"/>
+            <wp:wrapTight wrapText="bothSides">
+              <wp:wrapPolygon edited="0">
+                <wp:start x="0" y="0"/>
+                <wp:lineTo x="0" y="21130"/>
+                <wp:lineTo x="21551" y="21130"/>
+                <wp:lineTo x="21551" y="0"/>
+                <wp:lineTo x="0" y="0"/>
+              </wp:wrapPolygon>
+            </wp:wrapTight>
+            <wp:docPr id="1565452941" name="Imagen 1"/>
+            <wp:cNvGraphicFramePr>
+              <a:graphicFrameLocks xmlns:a="http://schemas.openxmlformats.org/drawingml/2006/main" noChangeAspect="1"/>
+            </wp:cNvGraphicFramePr>
+            <a:graphic xmlns:a="http://schemas.openxmlformats.org/drawingml/2006/main">
+              <a:graphicData uri="http://schemas.openxmlformats.org/drawingml/2006/picture">
+                <pic:pic xmlns:pic="http://schemas.openxmlformats.org/drawingml/2006/picture">
+                  <pic:nvPicPr>
+                    <pic:cNvPr id="1565452941" name=""/>
+                    <pic:cNvPicPr/>
+                  </pic:nvPicPr>
+                  <pic:blipFill>
+                    <a:blip r:embed="rId15">
+                      <a:extLst>
+                        <a:ext uri="{28A0092B-C50C-407E-A947-70E740481C1C}">
+                          <a14:useLocalDpi xmlns:a14="http://schemas.microsoft.com/office/drawing/2010/main" val="0"/>
+                        </a:ext>
+                      </a:extLst>
+                    </a:blip>
+                    <a:stretch>
+                      <a:fillRect/>
+                    </a:stretch>
+                  </pic:blipFill>
+                  <pic:spPr>
+                    <a:xfrm>
+                      <a:off x="0" y="0"/>
+                      <a:ext cx="4200525" cy="876300"/>
+                    </a:xfrm>
+                    <a:prstGeom prst="rect">
+                      <a:avLst/>
+                    </a:prstGeom>
+                  </pic:spPr>
+                </pic:pic>
+              </a:graphicData>
+            </a:graphic>
+          </wp:anchor>
+        </w:drawing>
+      </w:r>
+    </w:p>
+    <w:p/>
+    <w:p/>
+    <w:p/>
+    <w:p/>
+    <w:p>
+      <w:r>
+        <w:t xml:space="preserve">Defino en el MainActivity la constante que almacenara la referencia a mi WebView (cuando lo cree), así como la variable que referencia a sus atributos (y permite modificarlos directamente). </w:t>
+      </w:r>
+    </w:p>
+    <w:p/>
+    <w:p>
+      <w:r>
+        <w:rPr>
+          <w:i/>
+          <w:iCs/>
+        </w:rPr>
+        <w:t>MyWebView</w:t>
+      </w:r>
+      <w:r>
+        <w:t xml:space="preserve"> genera un error porque aun no la he definido </w:t>
+      </w:r>
+      <w:r>
+        <w:t xml:space="preserve">en </w:t>
+      </w:r>
+      <w:proofErr w:type="spellStart"/>
+      <w:r>
+        <w:rPr>
+          <w:highlight w:val="red"/>
+        </w:rPr>
+        <w:t>lñaskdjfñlkjsdf</w:t>
+      </w:r>
+      <w:proofErr w:type="spellEnd"/>
+      <w:r>
+        <w:t xml:space="preserve"> </w:t>
+      </w:r>
+      <w:proofErr w:type="spellStart"/>
+      <w:r>
+        <w:t>dd</w:t>
+      </w:r>
+      <w:proofErr w:type="spellEnd"/>
+    </w:p>
+    <w:p/>
+    <w:p/>
+    <w:p/>
+    <w:p/>
+    <w:p/>
+    <w:p/>
+    <w:p/>
+    <w:p>
+      <w:pPr>
+        <w:pStyle w:val="Ttulo2"/>
+      </w:pPr>
+      <w:bookmarkStart w:id="3" w:name="_Toc242878997"/>
+      <w:r>
+        <w:t>1.</w:t>
+      </w:r>
+      <w:r>
+        <w:t>3</w:t>
+      </w:r>
+      <w:r>
+        <w:t xml:space="preserve"> </w:t>
+      </w:r>
+      <w:r>
+        <w:t>Componentes Web</w:t>
+      </w:r>
+      <w:bookmarkEnd w:id="3"/>
+    </w:p>
+    <w:p/>
+    <w:p>
+      <w:r>
+        <w:t xml:space="preserve">Añado </w:t>
+      </w:r>
+      <w:r>
+        <w:t>y edito tal como indica el enunciado los archivos html, css y javascript.</w:t>
+      </w:r>
+      <w:r>
+        <w:drawing>
+          <wp:anchor distT="0" distB="0" distL="114300" distR="114300" simplePos="0" relativeHeight="251667456" behindDoc="1" locked="0" layoutInCell="1" allowOverlap="1" wp14:anchorId="7DDD1398" wp14:editId="011C35D3">
+            <wp:simplePos x="0" y="0"/>
+            <wp:positionH relativeFrom="column">
+              <wp:posOffset>-41275</wp:posOffset>
+            </wp:positionH>
+            <wp:positionV relativeFrom="paragraph">
+              <wp:posOffset>436627</wp:posOffset>
+            </wp:positionV>
+            <wp:extent cx="5400040" cy="3253105"/>
+            <wp:effectExtent l="0" t="0" r="0" b="4445"/>
+            <wp:wrapTight wrapText="bothSides">
+              <wp:wrapPolygon edited="0">
+                <wp:start x="0" y="0"/>
+                <wp:lineTo x="0" y="21503"/>
+                <wp:lineTo x="21488" y="21503"/>
+                <wp:lineTo x="21488" y="0"/>
+                <wp:lineTo x="0" y="0"/>
+              </wp:wrapPolygon>
+            </wp:wrapTight>
+            <wp:docPr id="624527822" name="Imagen 1"/>
+            <wp:cNvGraphicFramePr>
+              <a:graphicFrameLocks xmlns:a="http://schemas.openxmlformats.org/drawingml/2006/main" noChangeAspect="1"/>
+            </wp:cNvGraphicFramePr>
+            <a:graphic xmlns:a="http://schemas.openxmlformats.org/drawingml/2006/main">
+              <a:graphicData uri="http://schemas.openxmlformats.org/drawingml/2006/picture">
+                <pic:pic xmlns:pic="http://schemas.openxmlformats.org/drawingml/2006/picture">
+                  <pic:nvPicPr>
+                    <pic:cNvPr id="624527822" name=""/>
+                    <pic:cNvPicPr/>
+                  </pic:nvPicPr>
+                  <pic:blipFill>
+                    <a:blip r:embed="rId16">
+                      <a:extLst>
+                        <a:ext uri="{28A0092B-C50C-407E-A947-70E740481C1C}">
+                          <a14:useLocalDpi xmlns:a14="http://schemas.microsoft.com/office/drawing/2010/main" val="0"/>
+                        </a:ext>
+                      </a:extLst>
+                    </a:blip>
+                    <a:stretch>
+                      <a:fillRect/>
+                    </a:stretch>
+                  </pic:blipFill>
+                  <pic:spPr>
+                    <a:xfrm>
+                      <a:off x="0" y="0"/>
+                      <a:ext cx="5400040" cy="3253105"/>
+                    </a:xfrm>
+                    <a:prstGeom prst="rect">
+                      <a:avLst/>
+                    </a:prstGeom>
+                  </pic:spPr>
+                </pic:pic>
+              </a:graphicData>
+            </a:graphic>
+          </wp:anchor>
+        </w:drawing>
+      </w:r>
+    </w:p>
+    <w:p>
+      <w:r>
+        <w:drawing>
+          <wp:anchor distT="0" distB="0" distL="114300" distR="114300" simplePos="0" relativeHeight="251669504" behindDoc="1" locked="0" layoutInCell="1" allowOverlap="1" wp14:anchorId="0BB48FE8" wp14:editId="379B7EA1">
+            <wp:simplePos x="0" y="0"/>
+            <wp:positionH relativeFrom="column">
+              <wp:posOffset>3216045</wp:posOffset>
+            </wp:positionH>
+            <wp:positionV relativeFrom="paragraph">
+              <wp:posOffset>3613212</wp:posOffset>
+            </wp:positionV>
+            <wp:extent cx="2140585" cy="4055110"/>
+            <wp:effectExtent l="0" t="0" r="0" b="2540"/>
+            <wp:wrapTight wrapText="bothSides">
+              <wp:wrapPolygon edited="0">
+                <wp:start x="0" y="0"/>
+                <wp:lineTo x="0" y="21512"/>
+                <wp:lineTo x="21337" y="21512"/>
+                <wp:lineTo x="21337" y="0"/>
+                <wp:lineTo x="0" y="0"/>
+              </wp:wrapPolygon>
+            </wp:wrapTight>
+            <wp:docPr id="406458898" name="Imagen 1"/>
+            <wp:cNvGraphicFramePr>
+              <a:graphicFrameLocks xmlns:a="http://schemas.openxmlformats.org/drawingml/2006/main" noChangeAspect="1"/>
+            </wp:cNvGraphicFramePr>
+            <a:graphic xmlns:a="http://schemas.openxmlformats.org/drawingml/2006/main">
+              <a:graphicData uri="http://schemas.openxmlformats.org/drawingml/2006/picture">
+                <pic:pic xmlns:pic="http://schemas.openxmlformats.org/drawingml/2006/picture">
+                  <pic:nvPicPr>
+                    <pic:cNvPr id="406458898" name=""/>
+                    <pic:cNvPicPr/>
+                  </pic:nvPicPr>
+                  <pic:blipFill>
+                    <a:blip r:embed="rId17">
+                      <a:extLst>
+                        <a:ext uri="{28A0092B-C50C-407E-A947-70E740481C1C}">
+                          <a14:useLocalDpi xmlns:a14="http://schemas.microsoft.com/office/drawing/2010/main" val="0"/>
+                        </a:ext>
+                      </a:extLst>
+                    </a:blip>
+                    <a:stretch>
+                      <a:fillRect/>
+                    </a:stretch>
+                  </pic:blipFill>
+                  <pic:spPr>
+                    <a:xfrm>
+                      <a:off x="0" y="0"/>
+                      <a:ext cx="2140585" cy="4055110"/>
+                    </a:xfrm>
+                    <a:prstGeom prst="rect">
+                      <a:avLst/>
+                    </a:prstGeom>
+                  </pic:spPr>
+                </pic:pic>
+              </a:graphicData>
+            </a:graphic>
+            <wp14:sizeRelH relativeFrom="margin">
+              <wp14:pctWidth>0</wp14:pctWidth>
+            </wp14:sizeRelH>
+            <wp14:sizeRelV relativeFrom="margin">
+              <wp14:pctHeight>0</wp14:pctHeight>
+            </wp14:sizeRelV>
+          </wp:anchor>
+        </w:drawing>
+      </w:r>
+    </w:p>
+    <w:p>
+      <w:r>
+        <w:drawing>
+          <wp:anchor distT="0" distB="0" distL="114300" distR="114300" simplePos="0" relativeHeight="251668480" behindDoc="1" locked="0" layoutInCell="1" allowOverlap="1" wp14:anchorId="23BB87BC" wp14:editId="7F6BB768">
+            <wp:simplePos x="0" y="0"/>
+            <wp:positionH relativeFrom="column">
+              <wp:posOffset>-76835</wp:posOffset>
+            </wp:positionH>
+            <wp:positionV relativeFrom="paragraph">
+              <wp:posOffset>-233045</wp:posOffset>
+            </wp:positionV>
+            <wp:extent cx="2268220" cy="4168775"/>
+            <wp:effectExtent l="0" t="0" r="0" b="3175"/>
+            <wp:wrapTight wrapText="bothSides">
+              <wp:wrapPolygon edited="0">
+                <wp:start x="0" y="0"/>
+                <wp:lineTo x="0" y="21518"/>
+                <wp:lineTo x="21406" y="21518"/>
+                <wp:lineTo x="21406" y="0"/>
+                <wp:lineTo x="0" y="0"/>
+              </wp:wrapPolygon>
+            </wp:wrapTight>
+            <wp:docPr id="1275483413" name="Imagen 1"/>
+            <wp:cNvGraphicFramePr>
+              <a:graphicFrameLocks xmlns:a="http://schemas.openxmlformats.org/drawingml/2006/main" noChangeAspect="1"/>
+            </wp:cNvGraphicFramePr>
+            <a:graphic xmlns:a="http://schemas.openxmlformats.org/drawingml/2006/main">
+              <a:graphicData uri="http://schemas.openxmlformats.org/drawingml/2006/picture">
+                <pic:pic xmlns:pic="http://schemas.openxmlformats.org/drawingml/2006/picture">
+                  <pic:nvPicPr>
+                    <pic:cNvPr id="1275483413" name=""/>
+                    <pic:cNvPicPr/>
+                  </pic:nvPicPr>
+                  <pic:blipFill>
+                    <a:blip r:embed="rId18">
+                      <a:extLst>
+                        <a:ext uri="{28A0092B-C50C-407E-A947-70E740481C1C}">
+                          <a14:useLocalDpi xmlns:a14="http://schemas.microsoft.com/office/drawing/2010/main" val="0"/>
+                        </a:ext>
+                      </a:extLst>
+                    </a:blip>
+                    <a:stretch>
+                      <a:fillRect/>
+                    </a:stretch>
+                  </pic:blipFill>
+                  <pic:spPr>
+                    <a:xfrm>
+                      <a:off x="0" y="0"/>
+                      <a:ext cx="2268220" cy="4168775"/>
+                    </a:xfrm>
+                    <a:prstGeom prst="rect">
+                      <a:avLst/>
+                    </a:prstGeom>
+                  </pic:spPr>
+                </pic:pic>
+              </a:graphicData>
+            </a:graphic>
+            <wp14:sizeRelH relativeFrom="margin">
+              <wp14:pctWidth>0</wp14:pctWidth>
+            </wp14:sizeRelH>
+            <wp14:sizeRelV relativeFrom="margin">
+              <wp14:pctHeight>0</wp14:pctHeight>
+            </wp14:sizeRelV>
+          </wp:anchor>
+        </w:drawing>
+      </w:r>
+    </w:p>
+    <w:p/>
+    <w:p/>
+    <w:p/>
+    <w:p/>
+    <w:p/>
+    <w:p/>
+    <w:p/>
+    <w:p/>
+    <w:p/>
+    <w:p/>
+    <w:p/>
+    <w:p/>
+    <w:p/>
+    <w:p>
+      <w:r>
+        <w:drawing>
+          <wp:anchor distT="0" distB="0" distL="114300" distR="114300" simplePos="0" relativeHeight="251670528" behindDoc="1" locked="0" layoutInCell="1" allowOverlap="1" wp14:anchorId="2BCA115D" wp14:editId="376B7F92">
+            <wp:simplePos x="0" y="0"/>
+            <wp:positionH relativeFrom="column">
+              <wp:posOffset>-1270</wp:posOffset>
+            </wp:positionH>
+            <wp:positionV relativeFrom="paragraph">
+              <wp:posOffset>388620</wp:posOffset>
+            </wp:positionV>
+            <wp:extent cx="5238750" cy="6014720"/>
+            <wp:effectExtent l="0" t="0" r="0" b="5080"/>
+            <wp:wrapTight wrapText="bothSides">
+              <wp:wrapPolygon edited="0">
+                <wp:start x="0" y="0"/>
+                <wp:lineTo x="0" y="21550"/>
+                <wp:lineTo x="21521" y="21550"/>
+                <wp:lineTo x="21521" y="0"/>
+                <wp:lineTo x="0" y="0"/>
+              </wp:wrapPolygon>
+            </wp:wrapTight>
+            <wp:docPr id="30943267" name="Imagen 1"/>
+            <wp:cNvGraphicFramePr>
+              <a:graphicFrameLocks xmlns:a="http://schemas.openxmlformats.org/drawingml/2006/main" noChangeAspect="1"/>
+            </wp:cNvGraphicFramePr>
+            <a:graphic xmlns:a="http://schemas.openxmlformats.org/drawingml/2006/main">
+              <a:graphicData uri="http://schemas.openxmlformats.org/drawingml/2006/picture">
+                <pic:pic xmlns:pic="http://schemas.openxmlformats.org/drawingml/2006/picture">
+                  <pic:nvPicPr>
+                    <pic:cNvPr id="30943267" name=""/>
+                    <pic:cNvPicPr/>
+                  </pic:nvPicPr>
+                  <pic:blipFill>
+                    <a:blip r:embed="rId19">
+                      <a:extLst>
+                        <a:ext uri="{28A0092B-C50C-407E-A947-70E740481C1C}">
+                          <a14:useLocalDpi xmlns:a14="http://schemas.microsoft.com/office/drawing/2010/main" val="0"/>
+                        </a:ext>
+                      </a:extLst>
+                    </a:blip>
+                    <a:stretch>
+                      <a:fillRect/>
+                    </a:stretch>
+                  </pic:blipFill>
+                  <pic:spPr>
+                    <a:xfrm>
+                      <a:off x="0" y="0"/>
+                      <a:ext cx="5238750" cy="6014720"/>
+                    </a:xfrm>
+                    <a:prstGeom prst="rect">
+                      <a:avLst/>
+                    </a:prstGeom>
+                  </pic:spPr>
+                </pic:pic>
+              </a:graphicData>
+            </a:graphic>
+            <wp14:sizeRelH relativeFrom="margin">
+              <wp14:pctWidth>0</wp14:pctWidth>
+            </wp14:sizeRelH>
+            <wp14:sizeRelV relativeFrom="margin">
+              <wp14:pctHeight>0</wp14:pctHeight>
+            </wp14:sizeRelV>
+          </wp:anchor>
+        </w:drawing>
+      </w:r>
+    </w:p>
+    <w:p/>
+    <w:p/>
+    <w:p/>
+    <w:p/>
+    <w:p/>
+    <w:p/>
+    <w:p/>
+    <w:p/>
+    <w:p/>
+    <w:p/>
+    <w:p/>
+    <w:p/>
+    <w:p/>
+    <w:p/>
+    <w:p/>
+    <w:p/>
+    <w:p/>
+    <w:p/>
+    <w:p/>
+    <w:p/>
+    <w:p/>
+    <w:p/>
+    <w:p/>
+    <w:p/>
+    <w:p/>
+    <w:p/>
+    <w:p/>
+    <w:p/>
+    <w:p/>
+    <w:p/>
+    <w:p/>
+    <w:p/>
+    <w:p/>
+    <w:p/>
+    <w:p/>
+    <w:p/>
+    <w:p/>
+    <w:p/>
+    <w:p/>
+    <w:p/>
+    <w:p/>
+    <w:p/>
+    <w:p/>
+    <w:p/>
+    <w:p/>
+    <w:p/>
+    <w:p/>
+    <w:p/>
+    <w:p/>
+    <w:p/>
+    <w:p/>
+    <w:p/>
+    <w:p/>
+    <w:p/>
+    <w:p/>
+    <w:p/>
+    <w:p/>
+    <w:p/>
+    <w:p/>
+    <w:p/>
+    <w:p/>
+    <w:p/>
+    <w:p/>
+    <w:p/>
+    <w:p/>
+    <w:p/>
+    <w:p/>
     <w:p/>
     <w:p/>
     <w:p/>
@@ -1508,40 +2023,29 @@
       <w:pPr>
         <w:pStyle w:val="Ttulo1"/>
       </w:pPr>
-      <w:bookmarkStart w:id="0" w:name="_Toc241137597"/>
-      <w:r>
-        <w:t>TITULO 2</w:t>
-      </w:r>
-      <w:bookmarkEnd w:id="0"/>
+      <w:bookmarkStart w:id="4" w:name="_Toc242878998"/>
+      <w:r>
+        <w:t>ACTIVIDAD 2: AMPLIACIÓN</w:t>
+      </w:r>
+      <w:bookmarkEnd w:id="4"/>
     </w:p>
     <w:p/>
     <w:p>
       <w:pPr>
         <w:pStyle w:val="Ttulo2"/>
       </w:pPr>
-      <w:bookmarkStart w:id="1" w:name="_Toc241137598"/>
-      <w:r>
-        <w:lastRenderedPageBreak/>
-        <w:t>CAPITULO 1</w:t>
-      </w:r>
-      <w:bookmarkEnd w:id="1"/>
+      <w:bookmarkStart w:id="5" w:name="_Toc242878999"/>
+      <w:r>
+        <w:t>2.1 Blablabla</w:t>
+      </w:r>
+      <w:bookmarkEnd w:id="5"/>
     </w:p>
-    <w:p>
-      <w:pPr>
-        <w:pStyle w:val="Ttulo3"/>
-      </w:pPr>
-      <w:bookmarkStart w:id="2" w:name="_Toc241137599"/>
-      <w:r>
-        <w:t>SECCION 1</w:t>
-      </w:r>
-      <w:bookmarkEnd w:id="2"/>
-    </w:p>
     <w:p/>
     <w:p/>
     <w:p/>
     <w:sectPr>
-      <w:headerReference w:type="default" r:id="rId15"/>
-      <w:footerReference w:type="default" r:id="rId16"/>
+      <w:headerReference w:type="default" r:id="rId20"/>
+      <w:footerReference w:type="default" r:id="rId21"/>
       <w:pgSz w:w="11906" w:h="16838"/>
       <w:pgMar w:top="1417" w:right="1701" w:bottom="1417" w:left="1701" w:header="708" w:footer="708" w:gutter="0"/>
       <w:cols w:space="708"/>

--- a/UT1_INTRODUCCION/UT1_ACT03_WebView/Act_1.3_WebView.docx
+++ b/UT1_INTRODUCCION/UT1_ACT03_WebView/Act_1.3_WebView.docx
@@ -509,19 +509,7 @@
                               <w:rPr>
                                 <w:color w:val="808080" w:themeColor="background1" w:themeShade="80"/>
                               </w:rPr>
-                              <w:t>DESARROLLO DE APLICACIONES</w:t>
-                            </w:r>
-                            <w:r>
-                              <w:rPr>
-                                <w:color w:val="808080" w:themeColor="background1" w:themeShade="80"/>
-                              </w:rPr>
-                              <w:t xml:space="preserve"> MOVILES CON TECNOLOGIA</w:t>
-                            </w:r>
-                            <w:r>
-                              <w:rPr>
-                                <w:color w:val="808080" w:themeColor="background1" w:themeShade="80"/>
-                              </w:rPr>
-                              <w:t xml:space="preserve"> WEB</w:t>
+                              <w:t>DESARROLLO DE APLICACIONES MOVILES CON TECNOLOGIA WEB</w:t>
                             </w:r>
                           </w:p>
                           <w:p>
@@ -684,19 +672,7 @@
                         <w:rPr>
                           <w:color w:val="808080" w:themeColor="background1" w:themeShade="80"/>
                         </w:rPr>
-                        <w:t>DESARROLLO DE APLICACIONES</w:t>
-                      </w:r>
-                      <w:r>
-                        <w:rPr>
-                          <w:color w:val="808080" w:themeColor="background1" w:themeShade="80"/>
-                        </w:rPr>
-                        <w:t xml:space="preserve"> MOVILES CON TECNOLOGIA</w:t>
-                      </w:r>
-                      <w:r>
-                        <w:rPr>
-                          <w:color w:val="808080" w:themeColor="background1" w:themeShade="80"/>
-                        </w:rPr>
-                        <w:t xml:space="preserve"> WEB</w:t>
+                        <w:t>DESARROLLO DE APLICACIONES MOVILES CON TECNOLOGIA WEB</w:t>
                       </w:r>
                     </w:p>
                     <w:p>
@@ -1296,6 +1272,9 @@
     <w:p/>
     <w:p>
       <w:r>
+        <w:rPr>
+          <w:noProof/>
+        </w:rPr>
         <w:drawing>
           <wp:anchor distT="0" distB="0" distL="114300" distR="114300" simplePos="0" relativeHeight="251663360" behindDoc="1" locked="0" layoutInCell="1" allowOverlap="1" wp14:anchorId="12FAAEFE" wp14:editId="33D31845">
             <wp:simplePos x="0" y="0"/>
@@ -1372,14 +1351,7 @@
           <w:i/>
           <w:iCs/>
         </w:rPr>
-        <w:t>Act1.3_WebView_</w:t>
-      </w:r>
-      <w:r>
-        <w:rPr>
-          <w:i/>
-          <w:iCs/>
-        </w:rPr>
-        <w:t>2</w:t>
+        <w:t>Act1.3_WebView_2</w:t>
       </w:r>
       <w:r>
         <w:t xml:space="preserve"> por simplificar.</w:t>
@@ -1387,6 +1359,9 @@
     </w:p>
     <w:p>
       <w:r>
+        <w:rPr>
+          <w:noProof/>
+        </w:rPr>
         <w:drawing>
           <wp:anchor distT="0" distB="0" distL="114300" distR="114300" simplePos="0" relativeHeight="251664384" behindDoc="1" locked="0" layoutInCell="1" allowOverlap="1" wp14:anchorId="465307CE" wp14:editId="1B1596A4">
             <wp:simplePos x="0" y="0"/>
@@ -1465,6 +1440,9 @@
     <w:p/>
     <w:p>
       <w:r>
+        <w:rPr>
+          <w:noProof/>
+        </w:rPr>
         <w:drawing>
           <wp:anchor distT="0" distB="0" distL="114300" distR="114300" simplePos="0" relativeHeight="251665408" behindDoc="1" locked="0" layoutInCell="1" allowOverlap="1" wp14:anchorId="1D3C4FB4" wp14:editId="6F5F2217">
             <wp:simplePos x="0" y="0"/>
@@ -1527,6 +1505,7 @@
     <w:p>
       <w:r>
         <w:rPr>
+          <w:noProof/>
           <w:highlight w:val="red"/>
         </w:rPr>
         <w:drawing>
@@ -1621,13 +1600,8 @@
       </w:r>
       <w:proofErr w:type="spellEnd"/>
       <w:r>
-        <w:t xml:space="preserve"> </w:t>
-      </w:r>
-      <w:proofErr w:type="spellStart"/>
-      <w:r>
-        <w:t>dd</w:t>
-      </w:r>
-      <w:proofErr w:type="spellEnd"/>
+        <w:t xml:space="preserve"> dd</w:t>
+      </w:r>
     </w:p>
     <w:p/>
     <w:p/>
@@ -1642,28 +1616,19 @@
       </w:pPr>
       <w:bookmarkStart w:id="3" w:name="_Toc242878997"/>
       <w:r>
-        <w:t>1.</w:t>
-      </w:r>
-      <w:r>
-        <w:t>3</w:t>
-      </w:r>
-      <w:r>
-        <w:t xml:space="preserve"> </w:t>
-      </w:r>
-      <w:r>
-        <w:t>Componentes Web</w:t>
+        <w:t>1.3 Componentes Web</w:t>
       </w:r>
       <w:bookmarkEnd w:id="3"/>
     </w:p>
     <w:p/>
     <w:p>
       <w:r>
-        <w:t xml:space="preserve">Añado </w:t>
-      </w:r>
-      <w:r>
-        <w:t>y edito tal como indica el enunciado los archivos html, css y javascript.</w:t>
-      </w:r>
-      <w:r>
+        <w:t>Añado y edito tal como indica el enunciado los archivos html, css y javascript.</w:t>
+      </w:r>
+      <w:r>
+        <w:rPr>
+          <w:noProof/>
+        </w:rPr>
         <w:drawing>
           <wp:anchor distT="0" distB="0" distL="114300" distR="114300" simplePos="0" relativeHeight="251667456" behindDoc="1" locked="0" layoutInCell="1" allowOverlap="1" wp14:anchorId="7DDD1398" wp14:editId="011C35D3">
             <wp:simplePos x="0" y="0"/>
@@ -1725,6 +1690,9 @@
     </w:p>
     <w:p>
       <w:r>
+        <w:rPr>
+          <w:noProof/>
+        </w:rPr>
         <w:drawing>
           <wp:anchor distT="0" distB="0" distL="114300" distR="114300" simplePos="0" relativeHeight="251669504" behindDoc="1" locked="0" layoutInCell="1" allowOverlap="1" wp14:anchorId="0BB48FE8" wp14:editId="379B7EA1">
             <wp:simplePos x="0" y="0"/>
@@ -1792,6 +1760,9 @@
     </w:p>
     <w:p>
       <w:r>
+        <w:rPr>
+          <w:noProof/>
+        </w:rPr>
         <w:drawing>
           <wp:anchor distT="0" distB="0" distL="114300" distR="114300" simplePos="0" relativeHeight="251668480" behindDoc="1" locked="0" layoutInCell="1" allowOverlap="1" wp14:anchorId="23BB87BC" wp14:editId="7F6BB768">
             <wp:simplePos x="0" y="0"/>
@@ -1872,6 +1843,9 @@
     <w:p/>
     <w:p>
       <w:r>
+        <w:rPr>
+          <w:noProof/>
+        </w:rPr>
         <w:drawing>
           <wp:anchor distT="0" distB="0" distL="114300" distR="114300" simplePos="0" relativeHeight="251670528" behindDoc="1" locked="0" layoutInCell="1" allowOverlap="1" wp14:anchorId="2BCA115D" wp14:editId="376B7F92">
             <wp:simplePos x="0" y="0"/>
@@ -1945,22 +1919,347 @@
     <w:p/>
     <w:p/>
     <w:p/>
-    <w:p/>
-    <w:p/>
-    <w:p/>
-    <w:p/>
-    <w:p/>
-    <w:p/>
-    <w:p/>
-    <w:p/>
-    <w:p/>
-    <w:p/>
-    <w:p/>
-    <w:p/>
-    <w:p/>
-    <w:p/>
-    <w:p/>
-    <w:p/>
+    <w:p>
+      <w:pPr>
+        <w:pStyle w:val="Ttulo2"/>
+      </w:pPr>
+      <w:r>
+        <w:t>1.4 EJECUCIÓN</w:t>
+      </w:r>
+      <w:r>
+        <w:t>… o no.</w:t>
+      </w:r>
+    </w:p>
+    <w:p/>
+    <w:p>
+      <w:r>
+        <w:drawing>
+          <wp:anchor distT="0" distB="0" distL="114300" distR="114300" simplePos="0" relativeHeight="251671552" behindDoc="1" locked="0" layoutInCell="1" allowOverlap="1" wp14:anchorId="46898936" wp14:editId="0FB14C2C">
+            <wp:simplePos x="0" y="0"/>
+            <wp:positionH relativeFrom="column">
+              <wp:posOffset>635</wp:posOffset>
+            </wp:positionH>
+            <wp:positionV relativeFrom="paragraph">
+              <wp:posOffset>143572</wp:posOffset>
+            </wp:positionV>
+            <wp:extent cx="3171190" cy="2506345"/>
+            <wp:effectExtent l="0" t="0" r="0" b="8255"/>
+            <wp:wrapTight wrapText="bothSides">
+              <wp:wrapPolygon edited="0">
+                <wp:start x="0" y="0"/>
+                <wp:lineTo x="0" y="21507"/>
+                <wp:lineTo x="21410" y="21507"/>
+                <wp:lineTo x="21410" y="0"/>
+                <wp:lineTo x="0" y="0"/>
+              </wp:wrapPolygon>
+            </wp:wrapTight>
+            <wp:docPr id="153852962" name="Imagen 1"/>
+            <wp:cNvGraphicFramePr>
+              <a:graphicFrameLocks xmlns:a="http://schemas.openxmlformats.org/drawingml/2006/main" noChangeAspect="1"/>
+            </wp:cNvGraphicFramePr>
+            <a:graphic xmlns:a="http://schemas.openxmlformats.org/drawingml/2006/main">
+              <a:graphicData uri="http://schemas.openxmlformats.org/drawingml/2006/picture">
+                <pic:pic xmlns:pic="http://schemas.openxmlformats.org/drawingml/2006/picture">
+                  <pic:nvPicPr>
+                    <pic:cNvPr id="153852962" name=""/>
+                    <pic:cNvPicPr/>
+                  </pic:nvPicPr>
+                  <pic:blipFill>
+                    <a:blip r:embed="rId20">
+                      <a:extLst>
+                        <a:ext uri="{28A0092B-C50C-407E-A947-70E740481C1C}">
+                          <a14:useLocalDpi xmlns:a14="http://schemas.microsoft.com/office/drawing/2010/main" val="0"/>
+                        </a:ext>
+                      </a:extLst>
+                    </a:blip>
+                    <a:stretch>
+                      <a:fillRect/>
+                    </a:stretch>
+                  </pic:blipFill>
+                  <pic:spPr>
+                    <a:xfrm>
+                      <a:off x="0" y="0"/>
+                      <a:ext cx="3171190" cy="2506345"/>
+                    </a:xfrm>
+                    <a:prstGeom prst="rect">
+                      <a:avLst/>
+                    </a:prstGeom>
+                  </pic:spPr>
+                </pic:pic>
+              </a:graphicData>
+            </a:graphic>
+            <wp14:sizeRelH relativeFrom="margin">
+              <wp14:pctWidth>0</wp14:pctWidth>
+            </wp14:sizeRelH>
+            <wp14:sizeRelV relativeFrom="margin">
+              <wp14:pctHeight>0</wp14:pctHeight>
+            </wp14:sizeRelV>
+          </wp:anchor>
+        </w:drawing>
+      </w:r>
+    </w:p>
+    <w:p/>
+    <w:p/>
+    <w:p>
+      <w:r>
+        <w:t>Nada más arrancar la aplicación por primera vez, surge el primer problema. Buscando un poco por internet, encuentro rápidamente el fallo:</w:t>
+      </w:r>
+    </w:p>
+    <w:p/>
+    <w:p/>
+    <w:p/>
+    <w:p/>
+    <w:p>
+      <w:r>
+        <w:t>El mensaje de error significa que Android está intentando cargar index.html a través de una conexión http sin cifrar, lo que va en contra de las directivas de seguridad del sistema</w:t>
+      </w:r>
+      <w:r>
+        <w:t xml:space="preserve"> y bloquea la conexión.</w:t>
+      </w:r>
+      <w:r>
+        <w:t xml:space="preserve"> </w:t>
+      </w:r>
+    </w:p>
+    <w:p>
+      <w:r>
+        <w:drawing>
+          <wp:anchor distT="0" distB="0" distL="114300" distR="114300" simplePos="0" relativeHeight="251672576" behindDoc="1" locked="0" layoutInCell="1" allowOverlap="1" wp14:anchorId="1B8D357D" wp14:editId="3D9AA66C">
+            <wp:simplePos x="0" y="0"/>
+            <wp:positionH relativeFrom="column">
+              <wp:posOffset>408305</wp:posOffset>
+            </wp:positionH>
+            <wp:positionV relativeFrom="paragraph">
+              <wp:posOffset>258161</wp:posOffset>
+            </wp:positionV>
+            <wp:extent cx="4333875" cy="914400"/>
+            <wp:effectExtent l="0" t="0" r="0" b="0"/>
+            <wp:wrapTight wrapText="bothSides">
+              <wp:wrapPolygon edited="0">
+                <wp:start x="0" y="0"/>
+                <wp:lineTo x="0" y="21150"/>
+                <wp:lineTo x="21458" y="21150"/>
+                <wp:lineTo x="21458" y="0"/>
+                <wp:lineTo x="0" y="0"/>
+              </wp:wrapPolygon>
+            </wp:wrapTight>
+            <wp:docPr id="1014731429" name="Imagen 1"/>
+            <wp:cNvGraphicFramePr>
+              <a:graphicFrameLocks xmlns:a="http://schemas.openxmlformats.org/drawingml/2006/main" noChangeAspect="1"/>
+            </wp:cNvGraphicFramePr>
+            <a:graphic xmlns:a="http://schemas.openxmlformats.org/drawingml/2006/main">
+              <a:graphicData uri="http://schemas.openxmlformats.org/drawingml/2006/picture">
+                <pic:pic xmlns:pic="http://schemas.openxmlformats.org/drawingml/2006/picture">
+                  <pic:nvPicPr>
+                    <pic:cNvPr id="1014731429" name=""/>
+                    <pic:cNvPicPr/>
+                  </pic:nvPicPr>
+                  <pic:blipFill>
+                    <a:blip r:embed="rId21">
+                      <a:extLst>
+                        <a:ext uri="{28A0092B-C50C-407E-A947-70E740481C1C}">
+                          <a14:useLocalDpi xmlns:a14="http://schemas.microsoft.com/office/drawing/2010/main" val="0"/>
+                        </a:ext>
+                      </a:extLst>
+                    </a:blip>
+                    <a:stretch>
+                      <a:fillRect/>
+                    </a:stretch>
+                  </pic:blipFill>
+                  <pic:spPr>
+                    <a:xfrm>
+                      <a:off x="0" y="0"/>
+                      <a:ext cx="4333875" cy="914400"/>
+                    </a:xfrm>
+                    <a:prstGeom prst="rect">
+                      <a:avLst/>
+                    </a:prstGeom>
+                  </pic:spPr>
+                </pic:pic>
+              </a:graphicData>
+            </a:graphic>
+          </wp:anchor>
+        </w:drawing>
+      </w:r>
+    </w:p>
+    <w:p/>
+    <w:p/>
+    <w:p/>
+    <w:p/>
+    <w:p/>
+    <w:p>
+      <w:r>
+        <w:t xml:space="preserve">Resulta ser la falta de ‘:’ entre ‘file’ y ‘///’. Una vez que se añaden los dos puntos, </w:t>
+      </w:r>
+      <w:r>
+        <w:t>android</w:t>
+      </w:r>
+      <w:r>
+        <w:t xml:space="preserve"> sí que reconoce index.html como un archivo local</w:t>
+      </w:r>
+      <w:r>
+        <w:t xml:space="preserve"> y lo carga sin problemas.</w:t>
+      </w:r>
+    </w:p>
+    <w:p/>
+    <w:p/>
+    <w:p/>
+    <w:p/>
+    <w:p/>
+    <w:p/>
+    <w:p>
+      <w:r>
+        <w:t>O no.</w:t>
+      </w:r>
+    </w:p>
+    <w:p>
+      <w:r>
+        <w:drawing>
+          <wp:anchor distT="0" distB="0" distL="114300" distR="114300" simplePos="0" relativeHeight="251673600" behindDoc="1" locked="0" layoutInCell="1" allowOverlap="1" wp14:anchorId="4DE784EA" wp14:editId="1C4EE0DA">
+            <wp:simplePos x="0" y="0"/>
+            <wp:positionH relativeFrom="column">
+              <wp:posOffset>520</wp:posOffset>
+            </wp:positionH>
+            <wp:positionV relativeFrom="paragraph">
+              <wp:posOffset>1723</wp:posOffset>
+            </wp:positionV>
+            <wp:extent cx="5400040" cy="2151380"/>
+            <wp:effectExtent l="0" t="0" r="0" b="1270"/>
+            <wp:wrapTight wrapText="bothSides">
+              <wp:wrapPolygon edited="0">
+                <wp:start x="0" y="0"/>
+                <wp:lineTo x="0" y="21421"/>
+                <wp:lineTo x="21488" y="21421"/>
+                <wp:lineTo x="21488" y="0"/>
+                <wp:lineTo x="0" y="0"/>
+              </wp:wrapPolygon>
+            </wp:wrapTight>
+            <wp:docPr id="1000925920" name="Imagen 1"/>
+            <wp:cNvGraphicFramePr>
+              <a:graphicFrameLocks xmlns:a="http://schemas.openxmlformats.org/drawingml/2006/main" noChangeAspect="1"/>
+            </wp:cNvGraphicFramePr>
+            <a:graphic xmlns:a="http://schemas.openxmlformats.org/drawingml/2006/main">
+              <a:graphicData uri="http://schemas.openxmlformats.org/drawingml/2006/picture">
+                <pic:pic xmlns:pic="http://schemas.openxmlformats.org/drawingml/2006/picture">
+                  <pic:nvPicPr>
+                    <pic:cNvPr id="1000925920" name=""/>
+                    <pic:cNvPicPr/>
+                  </pic:nvPicPr>
+                  <pic:blipFill>
+                    <a:blip r:embed="rId22" cstate="print">
+                      <a:extLst>
+                        <a:ext uri="{28A0092B-C50C-407E-A947-70E740481C1C}">
+                          <a14:useLocalDpi xmlns:a14="http://schemas.microsoft.com/office/drawing/2010/main" val="0"/>
+                        </a:ext>
+                      </a:extLst>
+                    </a:blip>
+                    <a:stretch>
+                      <a:fillRect/>
+                    </a:stretch>
+                  </pic:blipFill>
+                  <pic:spPr>
+                    <a:xfrm>
+                      <a:off x="0" y="0"/>
+                      <a:ext cx="5400040" cy="2151380"/>
+                    </a:xfrm>
+                    <a:prstGeom prst="rect">
+                      <a:avLst/>
+                    </a:prstGeom>
+                  </pic:spPr>
+                </pic:pic>
+              </a:graphicData>
+            </a:graphic>
+          </wp:anchor>
+        </w:drawing>
+      </w:r>
+    </w:p>
+    <w:p>
+      <w:r>
+        <w:drawing>
+          <wp:anchor distT="0" distB="0" distL="114300" distR="114300" simplePos="0" relativeHeight="251674624" behindDoc="1" locked="0" layoutInCell="1" allowOverlap="1" wp14:anchorId="31CB21FD" wp14:editId="22257B0F">
+            <wp:simplePos x="0" y="0"/>
+            <wp:positionH relativeFrom="column">
+              <wp:posOffset>3141345</wp:posOffset>
+            </wp:positionH>
+            <wp:positionV relativeFrom="paragraph">
+              <wp:posOffset>69189</wp:posOffset>
+            </wp:positionV>
+            <wp:extent cx="2258695" cy="1165860"/>
+            <wp:effectExtent l="0" t="0" r="8255" b="0"/>
+            <wp:wrapTight wrapText="bothSides">
+              <wp:wrapPolygon edited="0">
+                <wp:start x="0" y="0"/>
+                <wp:lineTo x="0" y="21176"/>
+                <wp:lineTo x="21497" y="21176"/>
+                <wp:lineTo x="21497" y="0"/>
+                <wp:lineTo x="0" y="0"/>
+              </wp:wrapPolygon>
+            </wp:wrapTight>
+            <wp:docPr id="2137093355" name="Imagen 1"/>
+            <wp:cNvGraphicFramePr>
+              <a:graphicFrameLocks xmlns:a="http://schemas.openxmlformats.org/drawingml/2006/main" noChangeAspect="1"/>
+            </wp:cNvGraphicFramePr>
+            <a:graphic xmlns:a="http://schemas.openxmlformats.org/drawingml/2006/main">
+              <a:graphicData uri="http://schemas.openxmlformats.org/drawingml/2006/picture">
+                <pic:pic xmlns:pic="http://schemas.openxmlformats.org/drawingml/2006/picture">
+                  <pic:nvPicPr>
+                    <pic:cNvPr id="2137093355" name=""/>
+                    <pic:cNvPicPr/>
+                  </pic:nvPicPr>
+                  <pic:blipFill>
+                    <a:blip r:embed="rId23">
+                      <a:extLst>
+                        <a:ext uri="{28A0092B-C50C-407E-A947-70E740481C1C}">
+                          <a14:useLocalDpi xmlns:a14="http://schemas.microsoft.com/office/drawing/2010/main" val="0"/>
+                        </a:ext>
+                      </a:extLst>
+                    </a:blip>
+                    <a:stretch>
+                      <a:fillRect/>
+                    </a:stretch>
+                  </pic:blipFill>
+                  <pic:spPr>
+                    <a:xfrm>
+                      <a:off x="0" y="0"/>
+                      <a:ext cx="2258695" cy="1165860"/>
+                    </a:xfrm>
+                    <a:prstGeom prst="rect">
+                      <a:avLst/>
+                    </a:prstGeom>
+                  </pic:spPr>
+                </pic:pic>
+              </a:graphicData>
+            </a:graphic>
+            <wp14:sizeRelH relativeFrom="margin">
+              <wp14:pctWidth>0</wp14:pctWidth>
+            </wp14:sizeRelH>
+            <wp14:sizeRelV relativeFrom="margin">
+              <wp14:pctHeight>0</wp14:pctHeight>
+            </wp14:sizeRelV>
+          </wp:anchor>
+        </w:drawing>
+      </w:r>
+      <w:r>
+        <w:t xml:space="preserve">Al final he conseguido resolver todos los errores que tenia el archivo javascript, producto todos ellos de extraer el texto con la herramienta ‘recortes’ de Windows. </w:t>
+      </w:r>
+      <w:r>
+        <w:rPr>
+          <mc:AlternateContent>
+            <mc:Choice Requires="w16se"/>
+            <mc:Fallback>
+              <w:rFonts w:ascii="Segoe UI Emoji" w:eastAsia="Segoe UI Emoji" w:hAnsi="Segoe UI Emoji" w:cs="Segoe UI Emoji"/>
+            </mc:Fallback>
+          </mc:AlternateContent>
+        </w:rPr>
+        <mc:AlternateContent>
+          <mc:Choice Requires="w16se">
+            <w16se:symEx w16se:font="Segoe UI Emoji" w16se:char="1F60A"/>
+          </mc:Choice>
+          <mc:Fallback>
+            <w:t>😊</w:t>
+          </mc:Fallback>
+        </mc:AlternateContent>
+      </w:r>
+    </w:p>
     <w:p/>
     <w:p/>
     <w:p/>
@@ -2044,8 +2343,8 @@
     <w:p/>
     <w:p/>
     <w:sectPr>
-      <w:headerReference w:type="default" r:id="rId20"/>
-      <w:footerReference w:type="default" r:id="rId21"/>
+      <w:headerReference w:type="default" r:id="rId24"/>
+      <w:footerReference w:type="default" r:id="rId25"/>
       <w:pgSz w:w="11906" w:h="16838"/>
       <w:pgMar w:top="1417" w:right="1701" w:bottom="1417" w:left="1701" w:header="708" w:footer="708" w:gutter="0"/>
       <w:cols w:space="708"/>
@@ -3168,6 +3467,7 @@
   <w:style w:type="character" w:default="1" w:styleId="Fuentedeprrafopredeter">
     <w:name w:val="Default Paragraph Font"/>
     <w:uiPriority w:val="1"/>
+    <w:semiHidden/>
     <w:unhideWhenUsed/>
   </w:style>
   <w:style w:type="table" w:default="1" w:styleId="Tablanormal">

--- a/UT1_INTRODUCCION/UT1_ACT03_WebView/Act_1.3_WebView.docx
+++ b/UT1_INTRODUCCION/UT1_ACT03_WebView/Act_1.3_WebView.docx
@@ -57,7 +57,7 @@
                     <pic:cNvPicPr/>
                   </pic:nvPicPr>
                   <pic:blipFill>
-                    <a:blip r:embed="rId7">
+                    <a:blip r:embed="rId8">
                       <a:extLst>
                         <a:ext uri="{28A0092B-C50C-407E-A947-70E740481C1C}">
                           <a14:useLocalDpi xmlns:a14="http://schemas.microsoft.com/office/drawing/2010/main" val="0"/>
@@ -436,7 +436,7 @@
                                 <w:color w:val="808080" w:themeColor="background1" w:themeShade="80"/>
                               </w:rPr>
                             </w:pPr>
-                            <w:hyperlink r:id="rId8" w:history="1">
+                            <w:hyperlink r:id="rId9" w:history="1">
                               <w:r>
                                 <w:rPr>
                                   <w:rStyle w:val="Hipervnculo"/>
@@ -525,7 +525,7 @@
                                 <w:color w:val="808080" w:themeColor="background1" w:themeShade="80"/>
                               </w:rPr>
                             </w:pPr>
-                            <w:hyperlink r:id="rId9" w:history="1">
+                            <w:hyperlink r:id="rId10" w:history="1">
                               <w:r>
                                 <w:rPr>
                                   <w:rStyle w:val="Hipervnculo"/>
@@ -599,7 +599,7 @@
                           <w:color w:val="808080" w:themeColor="background1" w:themeShade="80"/>
                         </w:rPr>
                       </w:pPr>
-                      <w:hyperlink r:id="rId10" w:history="1">
+                      <w:hyperlink r:id="rId11" w:history="1">
                         <w:r>
                           <w:rPr>
                             <w:rStyle w:val="Hipervnculo"/>
@@ -688,7 +688,7 @@
                           <w:color w:val="808080" w:themeColor="background1" w:themeShade="80"/>
                         </w:rPr>
                       </w:pPr>
-                      <w:hyperlink r:id="rId11" w:history="1">
+                      <w:hyperlink r:id="rId12" w:history="1">
                         <w:r>
                           <w:rPr>
                             <w:rStyle w:val="Hipervnculo"/>
@@ -786,7 +786,7 @@
           <w:r>
             <w:fldChar w:fldCharType="separate"/>
           </w:r>
-          <w:hyperlink w:anchor="_Toc242878994" w:history="1">
+          <w:hyperlink w:anchor="_Toc243044682" w:history="1">
             <w:r>
               <w:rPr>
                 <w:rStyle w:val="Hipervnculo"/>
@@ -813,7 +813,7 @@
                 <w:noProof/>
                 <w:webHidden/>
               </w:rPr>
-              <w:instrText xml:space="preserve"> PAGEREF _Toc242878994 \h </w:instrText>
+              <w:instrText xml:space="preserve"> PAGEREF _Toc243044682 \h </w:instrText>
             </w:r>
             <w:r>
               <w:rPr>
@@ -859,7 +859,7 @@
               <w14:ligatures w14:val="standardContextual"/>
             </w:rPr>
           </w:pPr>
-          <w:hyperlink w:anchor="_Toc242878995" w:history="1">
+          <w:hyperlink w:anchor="_Toc243044683" w:history="1">
             <w:r>
               <w:rPr>
                 <w:rStyle w:val="Hipervnculo"/>
@@ -886,7 +886,7 @@
                 <w:noProof/>
                 <w:webHidden/>
               </w:rPr>
-              <w:instrText xml:space="preserve"> PAGEREF _Toc242878995 \h </w:instrText>
+              <w:instrText xml:space="preserve"> PAGEREF _Toc243044683 \h </w:instrText>
             </w:r>
             <w:r>
               <w:rPr>
@@ -932,7 +932,7 @@
               <w14:ligatures w14:val="standardContextual"/>
             </w:rPr>
           </w:pPr>
-          <w:hyperlink w:anchor="_Toc242878996" w:history="1">
+          <w:hyperlink w:anchor="_Toc243044684" w:history="1">
             <w:r>
               <w:rPr>
                 <w:rStyle w:val="Hipervnculo"/>
@@ -959,7 +959,7 @@
                 <w:noProof/>
                 <w:webHidden/>
               </w:rPr>
-              <w:instrText xml:space="preserve"> PAGEREF _Toc242878996 \h </w:instrText>
+              <w:instrText xml:space="preserve"> PAGEREF _Toc243044684 \h </w:instrText>
             </w:r>
             <w:r>
               <w:rPr>
@@ -1005,7 +1005,7 @@
               <w14:ligatures w14:val="standardContextual"/>
             </w:rPr>
           </w:pPr>
-          <w:hyperlink w:anchor="_Toc242878997" w:history="1">
+          <w:hyperlink w:anchor="_Toc243044685" w:history="1">
             <w:r>
               <w:rPr>
                 <w:rStyle w:val="Hipervnculo"/>
@@ -1032,7 +1032,7 @@
                 <w:noProof/>
                 <w:webHidden/>
               </w:rPr>
-              <w:instrText xml:space="preserve"> PAGEREF _Toc242878997 \h </w:instrText>
+              <w:instrText xml:space="preserve"> PAGEREF _Toc243044685 \h </w:instrText>
             </w:r>
             <w:r>
               <w:rPr>
@@ -1053,6 +1053,79 @@
                 <w:webHidden/>
               </w:rPr>
               <w:t>5</w:t>
+            </w:r>
+            <w:r>
+              <w:rPr>
+                <w:noProof/>
+                <w:webHidden/>
+              </w:rPr>
+              <w:fldChar w:fldCharType="end"/>
+            </w:r>
+          </w:hyperlink>
+        </w:p>
+        <w:p>
+          <w:pPr>
+            <w:pStyle w:val="TDC2"/>
+            <w:tabs>
+              <w:tab w:val="right" w:leader="dot" w:pos="8494"/>
+            </w:tabs>
+            <w:rPr>
+              <w:noProof/>
+              <w:kern w:val="2"/>
+              <w:sz w:val="24"/>
+              <w:szCs w:val="24"/>
+              <w:lang w:eastAsia="es-ES"/>
+              <w14:ligatures w14:val="standardContextual"/>
+            </w:rPr>
+          </w:pPr>
+          <w:hyperlink w:anchor="_Toc243044686" w:history="1">
+            <w:r>
+              <w:rPr>
+                <w:rStyle w:val="Hipervnculo"/>
+                <w:noProof/>
+              </w:rPr>
+              <w:t>1.4 EJECUCIÓN</w:t>
+            </w:r>
+            <w:r>
+              <w:rPr>
+                <w:noProof/>
+                <w:webHidden/>
+              </w:rPr>
+              <w:tab/>
+            </w:r>
+            <w:r>
+              <w:rPr>
+                <w:noProof/>
+                <w:webHidden/>
+              </w:rPr>
+              <w:fldChar w:fldCharType="begin"/>
+            </w:r>
+            <w:r>
+              <w:rPr>
+                <w:noProof/>
+                <w:webHidden/>
+              </w:rPr>
+              <w:instrText xml:space="preserve"> PAGEREF _Toc243044686 \h </w:instrText>
+            </w:r>
+            <w:r>
+              <w:rPr>
+                <w:noProof/>
+                <w:webHidden/>
+              </w:rPr>
+            </w:r>
+            <w:r>
+              <w:rPr>
+                <w:noProof/>
+                <w:webHidden/>
+              </w:rPr>
+              <w:fldChar w:fldCharType="separate"/>
+            </w:r>
+            <w:r>
+              <w:rPr>
+                <w:noProof/>
+                <w:webHidden/>
+              </w:rPr>
+              <w:t>8</w:t>
             </w:r>
             <w:r>
               <w:rPr>
@@ -1078,7 +1151,7 @@
               <w14:ligatures w14:val="standardContextual"/>
             </w:rPr>
           </w:pPr>
-          <w:hyperlink w:anchor="_Toc242878998" w:history="1">
+          <w:hyperlink w:anchor="_Toc243044687" w:history="1">
             <w:r>
               <w:rPr>
                 <w:rStyle w:val="Hipervnculo"/>
@@ -1105,7 +1178,7 @@
                 <w:noProof/>
                 <w:webHidden/>
               </w:rPr>
-              <w:instrText xml:space="preserve"> PAGEREF _Toc242878998 \h </w:instrText>
+              <w:instrText xml:space="preserve"> PAGEREF _Toc243044687 \h </w:instrText>
             </w:r>
             <w:r>
               <w:rPr>
@@ -1125,7 +1198,7 @@
                 <w:noProof/>
                 <w:webHidden/>
               </w:rPr>
-              <w:t>9</w:t>
+              <w:t>11</w:t>
             </w:r>
             <w:r>
               <w:rPr>
@@ -1151,7 +1224,7 @@
               <w14:ligatures w14:val="standardContextual"/>
             </w:rPr>
           </w:pPr>
-          <w:hyperlink w:anchor="_Toc242878999" w:history="1">
+          <w:hyperlink w:anchor="_Toc243044688" w:history="1">
             <w:r>
               <w:rPr>
                 <w:rStyle w:val="Hipervnculo"/>
@@ -1178,7 +1251,7 @@
                 <w:noProof/>
                 <w:webHidden/>
               </w:rPr>
-              <w:instrText xml:space="preserve"> PAGEREF _Toc242878999 \h </w:instrText>
+              <w:instrText xml:space="preserve"> PAGEREF _Toc243044688 \h </w:instrText>
             </w:r>
             <w:r>
               <w:rPr>
@@ -1198,7 +1271,7 @@
                 <w:noProof/>
                 <w:webHidden/>
               </w:rPr>
-              <w:t>9</w:t>
+              <w:t>11</w:t>
             </w:r>
             <w:r>
               <w:rPr>
@@ -1243,9 +1316,12 @@
       <w:pPr>
         <w:pStyle w:val="Ttulo1"/>
       </w:pPr>
-      <w:bookmarkStart w:id="0" w:name="_Toc242878994"/>
-      <w:r>
-        <w:t>ACTIVIDAD 1: WEBVIEW GUIADO</w:t>
+      <w:bookmarkStart w:id="0" w:name="_Toc243044682"/>
+      <w:r>
+        <w:t>parte</w:t>
+      </w:r>
+      <w:r>
+        <w:t xml:space="preserve"> 1: WEBVIEW GUIADO</w:t>
       </w:r>
       <w:bookmarkEnd w:id="0"/>
     </w:p>
@@ -1254,7 +1330,7 @@
       <w:pPr>
         <w:pStyle w:val="Ttulo2"/>
       </w:pPr>
-      <w:bookmarkStart w:id="1" w:name="_Toc242878995"/>
+      <w:bookmarkStart w:id="1" w:name="_Toc243044683"/>
       <w:r>
         <w:t xml:space="preserve">1.1 Crear </w:t>
       </w:r>
@@ -1307,7 +1383,7 @@
                     <pic:cNvPicPr/>
                   </pic:nvPicPr>
                   <pic:blipFill>
-                    <a:blip r:embed="rId12">
+                    <a:blip r:embed="rId13">
                       <a:extLst>
                         <a:ext uri="{28A0092B-C50C-407E-A947-70E740481C1C}">
                           <a14:useLocalDpi xmlns:a14="http://schemas.microsoft.com/office/drawing/2010/main" val="0"/>
@@ -1394,7 +1470,7 @@
                     <pic:cNvPicPr/>
                   </pic:nvPicPr>
                   <pic:blipFill>
-                    <a:blip r:embed="rId13">
+                    <a:blip r:embed="rId14">
                       <a:extLst>
                         <a:ext uri="{28A0092B-C50C-407E-A947-70E740481C1C}">
                           <a14:useLocalDpi xmlns:a14="http://schemas.microsoft.com/office/drawing/2010/main" val="0"/>
@@ -1428,7 +1504,7 @@
       <w:pPr>
         <w:pStyle w:val="Ttulo2"/>
       </w:pPr>
-      <w:bookmarkStart w:id="2" w:name="_Toc242878996"/>
+      <w:bookmarkStart w:id="2" w:name="_Toc243044684"/>
       <w:r>
         <w:t xml:space="preserve">1.2 </w:t>
       </w:r>
@@ -1475,7 +1551,7 @@
                     <pic:cNvPicPr/>
                   </pic:nvPicPr>
                   <pic:blipFill>
-                    <a:blip r:embed="rId14">
+                    <a:blip r:embed="rId15">
                       <a:extLst>
                         <a:ext uri="{28A0092B-C50C-407E-A947-70E740481C1C}">
                           <a14:useLocalDpi xmlns:a14="http://schemas.microsoft.com/office/drawing/2010/main" val="0"/>
@@ -1540,7 +1616,7 @@
                     <pic:cNvPicPr/>
                   </pic:nvPicPr>
                   <pic:blipFill>
-                    <a:blip r:embed="rId15">
+                    <a:blip r:embed="rId16">
                       <a:extLst>
                         <a:ext uri="{28A0092B-C50C-407E-A947-70E740481C1C}">
                           <a14:useLocalDpi xmlns:a14="http://schemas.microsoft.com/office/drawing/2010/main" val="0"/>
@@ -1586,24 +1662,33 @@
         <w:t>MyWebView</w:t>
       </w:r>
       <w:r>
-        <w:t xml:space="preserve"> genera un error porque aun no la he definido </w:t>
-      </w:r>
-      <w:r>
-        <w:t xml:space="preserve">en </w:t>
-      </w:r>
-      <w:proofErr w:type="spellStart"/>
-      <w:r>
-        <w:rPr>
-          <w:highlight w:val="red"/>
-        </w:rPr>
-        <w:t>lñaskdjfñlkjsdf</w:t>
-      </w:r>
-      <w:proofErr w:type="spellEnd"/>
-      <w:r>
-        <w:t xml:space="preserve"> dd</w:t>
+        <w:t xml:space="preserve"> genera</w:t>
+      </w:r>
+      <w:r>
+        <w:t>ba</w:t>
+      </w:r>
+      <w:r>
+        <w:t xml:space="preserve"> un error porque </w:t>
+      </w:r>
+      <w:r>
+        <w:t>aún</w:t>
+      </w:r>
+      <w:r>
+        <w:t xml:space="preserve"> no la </w:t>
+      </w:r>
+      <w:r>
+        <w:t>había</w:t>
+      </w:r>
+      <w:r>
+        <w:t xml:space="preserve"> definido </w:t>
+      </w:r>
+      <w:r>
+        <w:t>en</w:t>
+      </w:r>
+      <w:r>
+        <w:t xml:space="preserve"> el activity_main.xml.</w:t>
       </w:r>
     </w:p>
-    <w:p/>
     <w:p/>
     <w:p/>
     <w:p/>
@@ -1614,7 +1699,7 @@
       <w:pPr>
         <w:pStyle w:val="Ttulo2"/>
       </w:pPr>
-      <w:bookmarkStart w:id="3" w:name="_Toc242878997"/>
+      <w:bookmarkStart w:id="3" w:name="_Toc243044685"/>
       <w:r>
         <w:t>1.3 Componentes Web</w:t>
       </w:r>
@@ -1661,7 +1746,7 @@
                     <pic:cNvPicPr/>
                   </pic:nvPicPr>
                   <pic:blipFill>
-                    <a:blip r:embed="rId16">
+                    <a:blip r:embed="rId17">
                       <a:extLst>
                         <a:ext uri="{28A0092B-C50C-407E-A947-70E740481C1C}">
                           <a14:useLocalDpi xmlns:a14="http://schemas.microsoft.com/office/drawing/2010/main" val="0"/>
@@ -1694,13 +1779,13 @@
           <w:noProof/>
         </w:rPr>
         <w:drawing>
-          <wp:anchor distT="0" distB="0" distL="114300" distR="114300" simplePos="0" relativeHeight="251669504" behindDoc="1" locked="0" layoutInCell="1" allowOverlap="1" wp14:anchorId="0BB48FE8" wp14:editId="379B7EA1">
+          <wp:anchor distT="0" distB="0" distL="114300" distR="114300" simplePos="0" relativeHeight="251669504" behindDoc="1" locked="0" layoutInCell="1" allowOverlap="1" wp14:anchorId="0BB48FE8" wp14:editId="560BBDA8">
             <wp:simplePos x="0" y="0"/>
             <wp:positionH relativeFrom="column">
-              <wp:posOffset>3216045</wp:posOffset>
+              <wp:posOffset>3213922</wp:posOffset>
             </wp:positionH>
             <wp:positionV relativeFrom="paragraph">
-              <wp:posOffset>3613212</wp:posOffset>
+              <wp:posOffset>3536688</wp:posOffset>
             </wp:positionV>
             <wp:extent cx="2140585" cy="4055110"/>
             <wp:effectExtent l="0" t="0" r="0" b="2540"/>
@@ -1725,7 +1810,7 @@
                     <pic:cNvPicPr/>
                   </pic:nvPicPr>
                   <pic:blipFill>
-                    <a:blip r:embed="rId17">
+                    <a:blip r:embed="rId18">
                       <a:extLst>
                         <a:ext uri="{28A0092B-C50C-407E-A947-70E740481C1C}">
                           <a14:useLocalDpi xmlns:a14="http://schemas.microsoft.com/office/drawing/2010/main" val="0"/>
@@ -1757,20 +1842,18 @@
           </wp:anchor>
         </w:drawing>
       </w:r>
-    </w:p>
-    <w:p>
       <w:r>
         <w:rPr>
           <w:noProof/>
         </w:rPr>
         <w:drawing>
-          <wp:anchor distT="0" distB="0" distL="114300" distR="114300" simplePos="0" relativeHeight="251668480" behindDoc="1" locked="0" layoutInCell="1" allowOverlap="1" wp14:anchorId="23BB87BC" wp14:editId="7F6BB768">
+          <wp:anchor distT="0" distB="0" distL="114300" distR="114300" simplePos="0" relativeHeight="251668480" behindDoc="1" locked="0" layoutInCell="1" allowOverlap="1" wp14:anchorId="23BB87BC" wp14:editId="34138C1D">
             <wp:simplePos x="0" y="0"/>
             <wp:positionH relativeFrom="column">
-              <wp:posOffset>-76835</wp:posOffset>
+              <wp:posOffset>-89593</wp:posOffset>
             </wp:positionH>
             <wp:positionV relativeFrom="paragraph">
-              <wp:posOffset>-233045</wp:posOffset>
+              <wp:posOffset>3499405</wp:posOffset>
             </wp:positionV>
             <wp:extent cx="2268220" cy="4168775"/>
             <wp:effectExtent l="0" t="0" r="0" b="3175"/>
@@ -1795,7 +1878,7 @@
                     <pic:cNvPicPr/>
                   </pic:nvPicPr>
                   <pic:blipFill>
-                    <a:blip r:embed="rId18">
+                    <a:blip r:embed="rId19">
                       <a:extLst>
                         <a:ext uri="{28A0092B-C50C-407E-A947-70E740481C1C}">
                           <a14:useLocalDpi xmlns:a14="http://schemas.microsoft.com/office/drawing/2010/main" val="0"/>
@@ -1828,6 +1911,7 @@
         </w:drawing>
       </w:r>
     </w:p>
+    <w:p/>
     <w:p/>
     <w:p/>
     <w:p/>
@@ -1878,7 +1962,7 @@
                     <pic:cNvPicPr/>
                   </pic:nvPicPr>
                   <pic:blipFill>
-                    <a:blip r:embed="rId19">
+                    <a:blip r:embed="rId20">
                       <a:extLst>
                         <a:ext uri="{28A0092B-C50C-407E-A947-70E740481C1C}">
                           <a14:useLocalDpi xmlns:a14="http://schemas.microsoft.com/office/drawing/2010/main" val="0"/>
@@ -1923,16 +2007,18 @@
       <w:pPr>
         <w:pStyle w:val="Ttulo2"/>
       </w:pPr>
+      <w:bookmarkStart w:id="4" w:name="_Toc243044686"/>
       <w:r>
         <w:t>1.4 EJECUCIÓN</w:t>
       </w:r>
-      <w:r>
-        <w:t>… o no.</w:t>
-      </w:r>
+      <w:bookmarkEnd w:id="4"/>
     </w:p>
     <w:p/>
     <w:p>
       <w:r>
+        <w:rPr>
+          <w:noProof/>
+        </w:rPr>
         <w:drawing>
           <wp:anchor distT="0" distB="0" distL="114300" distR="114300" simplePos="0" relativeHeight="251671552" behindDoc="1" locked="0" layoutInCell="1" allowOverlap="1" wp14:anchorId="46898936" wp14:editId="0FB14C2C">
             <wp:simplePos x="0" y="0"/>
@@ -1965,7 +2051,7 @@
                     <pic:cNvPicPr/>
                   </pic:nvPicPr>
                   <pic:blipFill>
-                    <a:blip r:embed="rId20">
+                    <a:blip r:embed="rId21">
                       <a:extLst>
                         <a:ext uri="{28A0092B-C50C-407E-A947-70E740481C1C}">
                           <a14:useLocalDpi xmlns:a14="http://schemas.microsoft.com/office/drawing/2010/main" val="0"/>
@@ -2022,6 +2108,9 @@
     </w:p>
     <w:p>
       <w:r>
+        <w:rPr>
+          <w:noProof/>
+        </w:rPr>
         <w:drawing>
           <wp:anchor distT="0" distB="0" distL="114300" distR="114300" simplePos="0" relativeHeight="251672576" behindDoc="1" locked="0" layoutInCell="1" allowOverlap="1" wp14:anchorId="1B8D357D" wp14:editId="3D9AA66C">
             <wp:simplePos x="0" y="0"/>
@@ -2054,7 +2143,7 @@
                     <pic:cNvPicPr/>
                   </pic:nvPicPr>
                   <pic:blipFill>
-                    <a:blip r:embed="rId21">
+                    <a:blip r:embed="rId22">
                       <a:extLst>
                         <a:ext uri="{28A0092B-C50C-407E-A947-70E740481C1C}">
                           <a14:useLocalDpi xmlns:a14="http://schemas.microsoft.com/office/drawing/2010/main" val="0"/>
@@ -2113,8 +2202,11 @@
     </w:p>
     <w:p>
       <w:r>
+        <w:rPr>
+          <w:noProof/>
+        </w:rPr>
         <w:drawing>
-          <wp:anchor distT="0" distB="0" distL="114300" distR="114300" simplePos="0" relativeHeight="251673600" behindDoc="1" locked="0" layoutInCell="1" allowOverlap="1" wp14:anchorId="4DE784EA" wp14:editId="1C4EE0DA">
+          <wp:anchor distT="0" distB="0" distL="114300" distR="114300" simplePos="0" relativeHeight="251673600" behindDoc="1" locked="0" layoutInCell="1" allowOverlap="1" wp14:anchorId="4DE784EA" wp14:editId="77D591D9">
             <wp:simplePos x="0" y="0"/>
             <wp:positionH relativeFrom="column">
               <wp:posOffset>520</wp:posOffset>
@@ -2145,7 +2237,7 @@
                     <pic:cNvPicPr/>
                   </pic:nvPicPr>
                   <pic:blipFill>
-                    <a:blip r:embed="rId22" cstate="print">
+                    <a:blip r:embed="rId23" cstate="print">
                       <a:extLst>
                         <a:ext uri="{28A0092B-C50C-407E-A947-70E740481C1C}">
                           <a14:useLocalDpi xmlns:a14="http://schemas.microsoft.com/office/drawing/2010/main" val="0"/>
@@ -2174,14 +2266,17 @@
     </w:p>
     <w:p>
       <w:r>
+        <w:rPr>
+          <w:noProof/>
+        </w:rPr>
         <w:drawing>
-          <wp:anchor distT="0" distB="0" distL="114300" distR="114300" simplePos="0" relativeHeight="251674624" behindDoc="1" locked="0" layoutInCell="1" allowOverlap="1" wp14:anchorId="31CB21FD" wp14:editId="22257B0F">
+          <wp:anchor distT="0" distB="0" distL="114300" distR="114300" simplePos="0" relativeHeight="251674624" behindDoc="1" locked="0" layoutInCell="1" allowOverlap="1" wp14:anchorId="31CB21FD" wp14:editId="3D76356D">
             <wp:simplePos x="0" y="0"/>
             <wp:positionH relativeFrom="column">
-              <wp:posOffset>3141345</wp:posOffset>
+              <wp:posOffset>3143037</wp:posOffset>
             </wp:positionH>
             <wp:positionV relativeFrom="paragraph">
-              <wp:posOffset>69189</wp:posOffset>
+              <wp:posOffset>87492</wp:posOffset>
             </wp:positionV>
             <wp:extent cx="2258695" cy="1165860"/>
             <wp:effectExtent l="0" t="0" r="8255" b="0"/>
@@ -2206,7 +2301,7 @@
                     <pic:cNvPicPr/>
                   </pic:nvPicPr>
                   <pic:blipFill>
-                    <a:blip r:embed="rId23">
+                    <a:blip r:embed="rId24">
                       <a:extLst>
                         <a:ext uri="{28A0092B-C50C-407E-A947-70E740481C1C}">
                           <a14:useLocalDpi xmlns:a14="http://schemas.microsoft.com/office/drawing/2010/main" val="0"/>
@@ -2238,8 +2333,10 @@
           </wp:anchor>
         </w:drawing>
       </w:r>
-      <w:r>
-        <w:t xml:space="preserve">Al final he conseguido resolver todos los errores que tenia el archivo javascript, producto todos ellos de extraer el texto con la herramienta ‘recortes’ de Windows. </w:t>
+    </w:p>
+    <w:p>
+      <w:r>
+        <w:t xml:space="preserve">Al final he conseguido resolver los errores que tenia el archivo javascript, producto todos ellos de extraer el texto con la herramienta ‘recortes’ de Windows. </w:t>
       </w:r>
       <w:r>
         <w:rPr>
@@ -2261,23 +2358,79 @@
       </w:r>
     </w:p>
     <w:p/>
-    <w:p/>
-    <w:p/>
-    <w:p/>
-    <w:p/>
-    <w:p/>
-    <w:p/>
-    <w:p/>
-    <w:p/>
-    <w:p/>
-    <w:p/>
-    <w:p/>
-    <w:p/>
-    <w:p/>
-    <w:p/>
-    <w:p/>
-    <w:p/>
-    <w:p/>
+    <w:p>
+      <w:r>
+        <w:t>Como se puede ver, la aplicación funciona perfectamente.</w:t>
+      </w:r>
+    </w:p>
+    <w:p/>
+    <w:p>
+      <w:r>
+        <w:drawing>
+          <wp:anchor distT="0" distB="0" distL="114300" distR="114300" simplePos="0" relativeHeight="251675648" behindDoc="1" locked="0" layoutInCell="1" allowOverlap="1" wp14:anchorId="072ACB4D" wp14:editId="07C67E2C">
+            <wp:simplePos x="0" y="0"/>
+            <wp:positionH relativeFrom="column">
+              <wp:posOffset>531131</wp:posOffset>
+            </wp:positionH>
+            <wp:positionV relativeFrom="paragraph">
+              <wp:posOffset>45844</wp:posOffset>
+            </wp:positionV>
+            <wp:extent cx="4060190" cy="2981325"/>
+            <wp:effectExtent l="0" t="0" r="0" b="9525"/>
+            <wp:wrapTight wrapText="bothSides">
+              <wp:wrapPolygon edited="0">
+                <wp:start x="0" y="0"/>
+                <wp:lineTo x="0" y="21531"/>
+                <wp:lineTo x="21485" y="21531"/>
+                <wp:lineTo x="21485" y="0"/>
+                <wp:lineTo x="0" y="0"/>
+              </wp:wrapPolygon>
+            </wp:wrapTight>
+            <wp:docPr id="1850145074" name="Imagen 1"/>
+            <wp:cNvGraphicFramePr>
+              <a:graphicFrameLocks xmlns:a="http://schemas.openxmlformats.org/drawingml/2006/main" noChangeAspect="1"/>
+            </wp:cNvGraphicFramePr>
+            <a:graphic xmlns:a="http://schemas.openxmlformats.org/drawingml/2006/main">
+              <a:graphicData uri="http://schemas.openxmlformats.org/drawingml/2006/picture">
+                <pic:pic xmlns:pic="http://schemas.openxmlformats.org/drawingml/2006/picture">
+                  <pic:nvPicPr>
+                    <pic:cNvPr id="1850145074" name=""/>
+                    <pic:cNvPicPr/>
+                  </pic:nvPicPr>
+                  <pic:blipFill>
+                    <a:blip r:embed="rId25">
+                      <a:extLst>
+                        <a:ext uri="{28A0092B-C50C-407E-A947-70E740481C1C}">
+                          <a14:useLocalDpi xmlns:a14="http://schemas.microsoft.com/office/drawing/2010/main" val="0"/>
+                        </a:ext>
+                      </a:extLst>
+                    </a:blip>
+                    <a:stretch>
+                      <a:fillRect/>
+                    </a:stretch>
+                  </pic:blipFill>
+                  <pic:spPr>
+                    <a:xfrm>
+                      <a:off x="0" y="0"/>
+                      <a:ext cx="4060190" cy="2981325"/>
+                    </a:xfrm>
+                    <a:prstGeom prst="rect">
+                      <a:avLst/>
+                    </a:prstGeom>
+                  </pic:spPr>
+                </pic:pic>
+              </a:graphicData>
+            </a:graphic>
+            <wp14:sizeRelH relativeFrom="margin">
+              <wp14:pctWidth>0</wp14:pctWidth>
+            </wp14:sizeRelH>
+            <wp14:sizeRelV relativeFrom="margin">
+              <wp14:pctHeight>0</wp14:pctHeight>
+            </wp14:sizeRelV>
+          </wp:anchor>
+        </w:drawing>
+      </w:r>
+    </w:p>
     <w:p/>
     <w:p/>
     <w:p/>
@@ -2322,29 +2475,173 @@
       <w:pPr>
         <w:pStyle w:val="Ttulo1"/>
       </w:pPr>
-      <w:bookmarkStart w:id="4" w:name="_Toc242878998"/>
-      <w:r>
-        <w:t>ACTIVIDAD 2: AMPLIACIÓN</w:t>
-      </w:r>
-      <w:bookmarkEnd w:id="4"/>
+      <w:bookmarkStart w:id="5" w:name="_Toc243044687"/>
+      <w:r>
+        <w:t>PARTE</w:t>
+      </w:r>
+      <w:r>
+        <w:t xml:space="preserve"> 2: AMPLIACIÓN</w:t>
+      </w:r>
+      <w:bookmarkEnd w:id="5"/>
     </w:p>
     <w:p/>
     <w:p>
       <w:pPr>
         <w:pStyle w:val="Ttulo2"/>
       </w:pPr>
-      <w:bookmarkStart w:id="5" w:name="_Toc242878999"/>
-      <w:r>
-        <w:t>2.1 Blablabla</w:t>
-      </w:r>
-      <w:bookmarkEnd w:id="5"/>
+      <w:bookmarkStart w:id="6" w:name="_Toc243044688"/>
+      <w:r>
+        <w:t xml:space="preserve">2.1 </w:t>
+      </w:r>
+      <w:bookmarkEnd w:id="6"/>
+      <w:r>
+        <w:t xml:space="preserve">Diseño de interfaces </w:t>
+      </w:r>
     </w:p>
-    <w:p/>
-    <w:p/>
-    <w:p/>
+    <w:p>
+      <w:r>
+        <w:drawing>
+          <wp:anchor distT="0" distB="0" distL="114300" distR="114300" simplePos="0" relativeHeight="251676672" behindDoc="1" locked="0" layoutInCell="1" allowOverlap="1" wp14:anchorId="4472CA35" wp14:editId="0DECD873">
+            <wp:simplePos x="0" y="0"/>
+            <wp:positionH relativeFrom="column">
+              <wp:posOffset>0</wp:posOffset>
+            </wp:positionH>
+            <wp:positionV relativeFrom="paragraph">
+              <wp:posOffset>332740</wp:posOffset>
+            </wp:positionV>
+            <wp:extent cx="5400040" cy="2902585"/>
+            <wp:effectExtent l="0" t="0" r="0" b="0"/>
+            <wp:wrapSquare wrapText="bothSides"/>
+            <wp:docPr id="1954268657" name="Imagen 1"/>
+            <wp:cNvGraphicFramePr>
+              <a:graphicFrameLocks xmlns:a="http://schemas.openxmlformats.org/drawingml/2006/main" noChangeAspect="1"/>
+            </wp:cNvGraphicFramePr>
+            <a:graphic xmlns:a="http://schemas.openxmlformats.org/drawingml/2006/main">
+              <a:graphicData uri="http://schemas.openxmlformats.org/drawingml/2006/picture">
+                <pic:pic xmlns:pic="http://schemas.openxmlformats.org/drawingml/2006/picture">
+                  <pic:nvPicPr>
+                    <pic:cNvPr id="1954268657" name=""/>
+                    <pic:cNvPicPr/>
+                  </pic:nvPicPr>
+                  <pic:blipFill>
+                    <a:blip r:embed="rId26" cstate="print">
+                      <a:extLst>
+                        <a:ext uri="{28A0092B-C50C-407E-A947-70E740481C1C}">
+                          <a14:useLocalDpi xmlns:a14="http://schemas.microsoft.com/office/drawing/2010/main" val="0"/>
+                        </a:ext>
+                      </a:extLst>
+                    </a:blip>
+                    <a:stretch>
+                      <a:fillRect/>
+                    </a:stretch>
+                  </pic:blipFill>
+                  <pic:spPr>
+                    <a:xfrm>
+                      <a:off x="0" y="0"/>
+                      <a:ext cx="5400040" cy="2902585"/>
+                    </a:xfrm>
+                    <a:prstGeom prst="rect">
+                      <a:avLst/>
+                    </a:prstGeom>
+                  </pic:spPr>
+                </pic:pic>
+              </a:graphicData>
+            </a:graphic>
+          </wp:anchor>
+        </w:drawing>
+      </w:r>
+    </w:p>
+    <w:p/>
+    <w:p>
+      <w:r>
+        <w:t xml:space="preserve">Defino la apariencia de la pantalla inicial con su cuadro de texto y sus dos botones: </w:t>
+      </w:r>
+    </w:p>
+    <w:p>
+      <w:pPr>
+        <w:pStyle w:val="Prrafodelista"/>
+        <w:numPr>
+          <w:ilvl w:val="0"/>
+          <w:numId w:val="1"/>
+        </w:numPr>
+      </w:pPr>
+      <w:r>
+        <w:t xml:space="preserve">El primero, “Adelante”, conducirá a la segunda pantalla, que </w:t>
+      </w:r>
+      <w:r>
+        <w:t>mostrará</w:t>
+      </w:r>
+      <w:r>
+        <w:t xml:space="preserve"> el nombre introducido y un botón para volver.</w:t>
+      </w:r>
+    </w:p>
+    <w:p>
+      <w:pPr>
+        <w:pStyle w:val="Prrafodelista"/>
+        <w:numPr>
+          <w:ilvl w:val="0"/>
+          <w:numId w:val="1"/>
+        </w:numPr>
+      </w:pPr>
+      <w:r>
+        <w:t>El segundo, “Lista de tareas”, llevará al webview copiado de la parte 1.</w:t>
+      </w:r>
+    </w:p>
+    <w:p/>
+    <w:p/>
+    <w:p/>
+    <w:p/>
+    <w:p/>
+    <w:p/>
+    <w:p/>
+    <w:p/>
+    <w:p/>
+    <w:p/>
+    <w:p/>
+    <w:p/>
+    <w:p/>
+    <w:p/>
+    <w:p/>
+    <w:p/>
+    <w:p/>
+    <w:p/>
+    <w:p/>
+    <w:p/>
+    <w:p/>
+    <w:p/>
+    <w:p/>
+    <w:p/>
+    <w:p/>
+    <w:p/>
+    <w:p/>
+    <w:p/>
+    <w:p/>
+    <w:p/>
+    <w:p/>
+    <w:p/>
+    <w:p/>
+    <w:p/>
+    <w:p/>
+    <w:p/>
+    <w:p/>
+    <w:p>
+      <w:pPr>
+        <w:pStyle w:val="Ttulo1"/>
+      </w:pPr>
+      <w:r>
+        <w:lastRenderedPageBreak/>
+        <w:t>BLIBLIOGRAFIA / FUENTES</w:t>
+      </w:r>
+    </w:p>
+    <w:p/>
+    <w:p>
+      <w:r>
+        <w:t>https://es.stackoverflow.com/questions/36902/c%C3%B3mo-enviar-datos-entre-activities</w:t>
+      </w:r>
+    </w:p>
     <w:sectPr>
-      <w:headerReference w:type="default" r:id="rId24"/>
-      <w:footerReference w:type="default" r:id="rId25"/>
+      <w:headerReference w:type="default" r:id="rId27"/>
+      <w:footerReference w:type="default" r:id="rId28"/>
       <w:pgSz w:w="11906" w:h="16838"/>
       <w:pgMar w:top="1417" w:right="1701" w:bottom="1417" w:left="1701" w:header="708" w:footer="708" w:gutter="0"/>
       <w:cols w:space="708"/>
@@ -2702,15 +2999,7 @@
                             <w:pStyle w:val="Encabezado"/>
                           </w:pPr>
                           <w:r>
-                            <w:t>UT</w:t>
-                          </w:r>
-                          <w:proofErr w:type="gramStart"/>
-                          <w:r>
-                            <w:t>1  Act</w:t>
-                          </w:r>
-                          <w:proofErr w:type="gramEnd"/>
-                          <w:r>
-                            <w:t>1.</w:t>
+                            <w:t>UT1  Act1.</w:t>
                           </w:r>
                           <w:r>
                             <w:t>3_WebView</w:t>
@@ -2756,15 +3045,7 @@
                       <w:pStyle w:val="Encabezado"/>
                     </w:pPr>
                     <w:r>
-                      <w:t>UT</w:t>
-                    </w:r>
-                    <w:proofErr w:type="gramStart"/>
-                    <w:r>
-                      <w:t>1  Act</w:t>
-                    </w:r>
-                    <w:proofErr w:type="gramEnd"/>
-                    <w:r>
-                      <w:t>1.</w:t>
+                      <w:t>UT1  Act1.</w:t>
                     </w:r>
                     <w:r>
                       <w:t>3_WebView</w:t>
@@ -2857,6 +3138,127 @@
     </w:pPr>
   </w:p>
 </w:hdr>
+</file>
+
+<file path=word/numbering.xml><?xml version="1.0" encoding="utf-8"?>
+<w:numbering xmlns:wpc="http://schemas.microsoft.com/office/word/2010/wordprocessingCanvas" xmlns:cx="http://schemas.microsoft.com/office/drawing/2014/chartex" xmlns:cx1="http://schemas.microsoft.com/office/drawing/2015/9/8/chartex" xmlns:cx2="http://schemas.microsoft.com/office/drawing/2015/10/21/chartex" xmlns:cx3="http://schemas.microsoft.com/office/drawing/2016/5/9/chartex" xmlns:cx4="http://schemas.microsoft.com/office/drawing/2016/5/10/chartex" xmlns:cx5="http://schemas.microsoft.com/office/drawing/2016/5/11/chartex" xmlns:cx6="http://schemas.microsoft.com/office/drawing/2016/5/12/chartex" xmlns:cx7="http://schemas.microsoft.com/office/drawing/2016/5/13/chartex" xmlns:cx8="http://schemas.microsoft.com/office/drawing/2016/5/14/chartex" xmlns:mc="http://schemas.openxmlformats.org/markup-compatibility/2006" xmlns:aink="http://schemas.microsoft.com/office/drawing/2016/ink" xmlns:am3d="http://schemas.microsoft.com/office/drawing/2017/model3d" xmlns:o="urn:schemas-microsoft-com:office:office" xmlns:oel="http://schemas.microsoft.com/office/2019/extlst" xmlns:r="http://schemas.openxmlformats.org/officeDocument/2006/relationships" xmlns:m="http://schemas.openxmlformats.org/officeDocument/2006/math" xmlns:v="urn:schemas-microsoft-com:vml" xmlns:wp14="http://schemas.microsoft.com/office/word/2010/wordprocessingDrawing" xmlns:wp="http://schemas.openxmlformats.org/drawingml/2006/wordprocessingDrawing" xmlns:w10="urn:schemas-microsoft-com:office:word" xmlns:w="http://schemas.openxmlformats.org/wordprocessingml/2006/main" xmlns:w14="http://schemas.microsoft.com/office/word/2010/wordml" xmlns:w15="http://schemas.microsoft.com/office/word/2012/wordml" xmlns:w16cex="http://schemas.microsoft.com/office/word/2018/wordml/cex" xmlns:w16cid="http://schemas.microsoft.com/office/word/2016/wordml/cid" xmlns:w16="http://schemas.microsoft.com/office/word/2018/wordml" xmlns:w16du="http://schemas.microsoft.com/office/word/2023/wordml/word16du" xmlns:w16sdtdh="http://schemas.microsoft.com/office/word/2020/wordml/sdtdatahash" xmlns:w16sdtfl="http://schemas.microsoft.com/office/word/2024/wordml/sdtformatlock" xmlns:w16se="http://schemas.microsoft.com/office/word/2015/wordml/symex" xmlns:wpg="http://schemas.microsoft.com/office/word/2010/wordprocessingGroup" xmlns:wpi="http://schemas.microsoft.com/office/word/2010/wordprocessingInk" xmlns:wne="http://schemas.microsoft.com/office/word/2006/wordml" xmlns:wps="http://schemas.microsoft.com/office/word/2010/wordprocessingShape" mc:Ignorable="w14 w15 w16se w16cid w16 w16cex w16sdtdh w16sdtfl w16du wp14">
+  <w:abstractNum w:abstractNumId="0" w15:restartNumberingAfterBreak="0">
+    <w:nsid w:val="133B6098"/>
+    <w:multiLevelType w:val="hybridMultilevel"/>
+    <w:tmpl w:val="71042140"/>
+    <w:lvl w:ilvl="0" w:tplc="5F5A5E70">
+      <w:start w:val="2"/>
+      <w:numFmt w:val="bullet"/>
+      <w:lvlText w:val="-"/>
+      <w:lvlJc w:val="left"/>
+      <w:pPr>
+        <w:ind w:left="720" w:hanging="360"/>
+      </w:pPr>
+      <w:rPr>
+        <w:rFonts w:ascii="Calibri" w:eastAsiaTheme="minorEastAsia" w:hAnsi="Calibri" w:cs="Calibri" w:hint="default"/>
+      </w:rPr>
+    </w:lvl>
+    <w:lvl w:ilvl="1" w:tplc="0C0A0003" w:tentative="1">
+      <w:start w:val="1"/>
+      <w:numFmt w:val="bullet"/>
+      <w:lvlText w:val="o"/>
+      <w:lvlJc w:val="left"/>
+      <w:pPr>
+        <w:ind w:left="1440" w:hanging="360"/>
+      </w:pPr>
+      <w:rPr>
+        <w:rFonts w:ascii="Courier New" w:hAnsi="Courier New" w:cs="Courier New" w:hint="default"/>
+      </w:rPr>
+    </w:lvl>
+    <w:lvl w:ilvl="2" w:tplc="0C0A0005" w:tentative="1">
+      <w:start w:val="1"/>
+      <w:numFmt w:val="bullet"/>
+      <w:lvlText w:val=""/>
+      <w:lvlJc w:val="left"/>
+      <w:pPr>
+        <w:ind w:left="2160" w:hanging="360"/>
+      </w:pPr>
+      <w:rPr>
+        <w:rFonts w:ascii="Wingdings" w:hAnsi="Wingdings" w:hint="default"/>
+      </w:rPr>
+    </w:lvl>
+    <w:lvl w:ilvl="3" w:tplc="0C0A0001" w:tentative="1">
+      <w:start w:val="1"/>
+      <w:numFmt w:val="bullet"/>
+      <w:lvlText w:val=""/>
+      <w:lvlJc w:val="left"/>
+      <w:pPr>
+        <w:ind w:left="2880" w:hanging="360"/>
+      </w:pPr>
+      <w:rPr>
+        <w:rFonts w:ascii="Symbol" w:hAnsi="Symbol" w:hint="default"/>
+      </w:rPr>
+    </w:lvl>
+    <w:lvl w:ilvl="4" w:tplc="0C0A0003" w:tentative="1">
+      <w:start w:val="1"/>
+      <w:numFmt w:val="bullet"/>
+      <w:lvlText w:val="o"/>
+      <w:lvlJc w:val="left"/>
+      <w:pPr>
+        <w:ind w:left="3600" w:hanging="360"/>
+      </w:pPr>
+      <w:rPr>
+        <w:rFonts w:ascii="Courier New" w:hAnsi="Courier New" w:cs="Courier New" w:hint="default"/>
+      </w:rPr>
+    </w:lvl>
+    <w:lvl w:ilvl="5" w:tplc="0C0A0005" w:tentative="1">
+      <w:start w:val="1"/>
+      <w:numFmt w:val="bullet"/>
+      <w:lvlText w:val=""/>
+      <w:lvlJc w:val="left"/>
+      <w:pPr>
+        <w:ind w:left="4320" w:hanging="360"/>
+      </w:pPr>
+      <w:rPr>
+        <w:rFonts w:ascii="Wingdings" w:hAnsi="Wingdings" w:hint="default"/>
+      </w:rPr>
+    </w:lvl>
+    <w:lvl w:ilvl="6" w:tplc="0C0A0001" w:tentative="1">
+      <w:start w:val="1"/>
+      <w:numFmt w:val="bullet"/>
+      <w:lvlText w:val=""/>
+      <w:lvlJc w:val="left"/>
+      <w:pPr>
+        <w:ind w:left="5040" w:hanging="360"/>
+      </w:pPr>
+      <w:rPr>
+        <w:rFonts w:ascii="Symbol" w:hAnsi="Symbol" w:hint="default"/>
+      </w:rPr>
+    </w:lvl>
+    <w:lvl w:ilvl="7" w:tplc="0C0A0003" w:tentative="1">
+      <w:start w:val="1"/>
+      <w:numFmt w:val="bullet"/>
+      <w:lvlText w:val="o"/>
+      <w:lvlJc w:val="left"/>
+      <w:pPr>
+        <w:ind w:left="5760" w:hanging="360"/>
+      </w:pPr>
+      <w:rPr>
+        <w:rFonts w:ascii="Courier New" w:hAnsi="Courier New" w:cs="Courier New" w:hint="default"/>
+      </w:rPr>
+    </w:lvl>
+    <w:lvl w:ilvl="8" w:tplc="0C0A0005" w:tentative="1">
+      <w:start w:val="1"/>
+      <w:numFmt w:val="bullet"/>
+      <w:lvlText w:val=""/>
+      <w:lvlJc w:val="left"/>
+      <w:pPr>
+        <w:ind w:left="6480" w:hanging="360"/>
+      </w:pPr>
+      <w:rPr>
+        <w:rFonts w:ascii="Wingdings" w:hAnsi="Wingdings" w:hint="default"/>
+      </w:rPr>
+    </w:lvl>
+  </w:abstractNum>
+  <w:num w:numId="1" w16cid:durableId="1701667573">
+    <w:abstractNumId w:val="0"/>
+  </w:num>
+</w:numbering>
 </file>
 
 <file path=word/styles.xml><?xml version="1.0" encoding="utf-8"?>

--- a/UT1_INTRODUCCION/UT1_ACT03_WebView/Act_1.3_WebView.docx
+++ b/UT1_INTRODUCCION/UT1_ACT03_WebView/Act_1.3_WebView.docx
@@ -786,13 +786,13 @@
           <w:r>
             <w:fldChar w:fldCharType="separate"/>
           </w:r>
-          <w:hyperlink w:anchor="_Toc243044682" w:history="1">
+          <w:hyperlink w:anchor="_Toc243423370" w:history="1">
             <w:r>
               <w:rPr>
                 <w:rStyle w:val="Hipervnculo"/>
                 <w:noProof/>
               </w:rPr>
-              <w:t>ACTIVIDAD 1: WEBVIEW GUIADO</w:t>
+              <w:t>parte 1: WEBVIEW GUIADO</w:t>
             </w:r>
             <w:r>
               <w:rPr>
@@ -813,7 +813,7 @@
                 <w:noProof/>
                 <w:webHidden/>
               </w:rPr>
-              <w:instrText xml:space="preserve"> PAGEREF _Toc243044682 \h </w:instrText>
+              <w:instrText xml:space="preserve"> PAGEREF _Toc243423370 \h </w:instrText>
             </w:r>
             <w:r>
               <w:rPr>
@@ -859,7 +859,7 @@
               <w14:ligatures w14:val="standardContextual"/>
             </w:rPr>
           </w:pPr>
-          <w:hyperlink w:anchor="_Toc243044683" w:history="1">
+          <w:hyperlink w:anchor="_Toc243423371" w:history="1">
             <w:r>
               <w:rPr>
                 <w:rStyle w:val="Hipervnculo"/>
@@ -886,7 +886,7 @@
                 <w:noProof/>
                 <w:webHidden/>
               </w:rPr>
-              <w:instrText xml:space="preserve"> PAGEREF _Toc243044683 \h </w:instrText>
+              <w:instrText xml:space="preserve"> PAGEREF _Toc243423371 \h </w:instrText>
             </w:r>
             <w:r>
               <w:rPr>
@@ -932,7 +932,7 @@
               <w14:ligatures w14:val="standardContextual"/>
             </w:rPr>
           </w:pPr>
-          <w:hyperlink w:anchor="_Toc243044684" w:history="1">
+          <w:hyperlink w:anchor="_Toc243423372" w:history="1">
             <w:r>
               <w:rPr>
                 <w:rStyle w:val="Hipervnculo"/>
@@ -959,7 +959,7 @@
                 <w:noProof/>
                 <w:webHidden/>
               </w:rPr>
-              <w:instrText xml:space="preserve"> PAGEREF _Toc243044684 \h </w:instrText>
+              <w:instrText xml:space="preserve"> PAGEREF _Toc243423372 \h </w:instrText>
             </w:r>
             <w:r>
               <w:rPr>
@@ -1005,7 +1005,7 @@
               <w14:ligatures w14:val="standardContextual"/>
             </w:rPr>
           </w:pPr>
-          <w:hyperlink w:anchor="_Toc243044685" w:history="1">
+          <w:hyperlink w:anchor="_Toc243423373" w:history="1">
             <w:r>
               <w:rPr>
                 <w:rStyle w:val="Hipervnculo"/>
@@ -1032,7 +1032,7 @@
                 <w:noProof/>
                 <w:webHidden/>
               </w:rPr>
-              <w:instrText xml:space="preserve"> PAGEREF _Toc243044685 \h </w:instrText>
+              <w:instrText xml:space="preserve"> PAGEREF _Toc243423373 \h </w:instrText>
             </w:r>
             <w:r>
               <w:rPr>
@@ -1078,7 +1078,7 @@
               <w14:ligatures w14:val="standardContextual"/>
             </w:rPr>
           </w:pPr>
-          <w:hyperlink w:anchor="_Toc243044686" w:history="1">
+          <w:hyperlink w:anchor="_Toc243423374" w:history="1">
             <w:r>
               <w:rPr>
                 <w:rStyle w:val="Hipervnculo"/>
@@ -1105,7 +1105,7 @@
                 <w:noProof/>
                 <w:webHidden/>
               </w:rPr>
-              <w:instrText xml:space="preserve"> PAGEREF _Toc243044686 \h </w:instrText>
+              <w:instrText xml:space="preserve"> PAGEREF _Toc243423374 \h </w:instrText>
             </w:r>
             <w:r>
               <w:rPr>
@@ -1151,13 +1151,13 @@
               <w14:ligatures w14:val="standardContextual"/>
             </w:rPr>
           </w:pPr>
-          <w:hyperlink w:anchor="_Toc243044687" w:history="1">
+          <w:hyperlink w:anchor="_Toc243423375" w:history="1">
             <w:r>
               <w:rPr>
                 <w:rStyle w:val="Hipervnculo"/>
                 <w:noProof/>
               </w:rPr>
-              <w:t>ACTIVIDAD 2: AMPLIACIÓN</w:t>
+              <w:t>PARTE 2: AMPLIACIÓN</w:t>
             </w:r>
             <w:r>
               <w:rPr>
@@ -1178,7 +1178,7 @@
                 <w:noProof/>
                 <w:webHidden/>
               </w:rPr>
-              <w:instrText xml:space="preserve"> PAGEREF _Toc243044687 \h </w:instrText>
+              <w:instrText xml:space="preserve"> PAGEREF _Toc243423375 \h </w:instrText>
             </w:r>
             <w:r>
               <w:rPr>
@@ -1224,13 +1224,13 @@
               <w14:ligatures w14:val="standardContextual"/>
             </w:rPr>
           </w:pPr>
-          <w:hyperlink w:anchor="_Toc243044688" w:history="1">
+          <w:hyperlink w:anchor="_Toc243423376" w:history="1">
             <w:r>
               <w:rPr>
                 <w:rStyle w:val="Hipervnculo"/>
                 <w:noProof/>
               </w:rPr>
-              <w:t>2.1 Blablabla</w:t>
+              <w:t>2.1 Diseño de interfaces</w:t>
             </w:r>
             <w:r>
               <w:rPr>
@@ -1251,7 +1251,7 @@
                 <w:noProof/>
                 <w:webHidden/>
               </w:rPr>
-              <w:instrText xml:space="preserve"> PAGEREF _Toc243044688 \h </w:instrText>
+              <w:instrText xml:space="preserve"> PAGEREF _Toc243423376 \h </w:instrText>
             </w:r>
             <w:r>
               <w:rPr>
@@ -1272,6 +1272,79 @@
                 <w:webHidden/>
               </w:rPr>
               <w:t>11</w:t>
+            </w:r>
+            <w:r>
+              <w:rPr>
+                <w:noProof/>
+                <w:webHidden/>
+              </w:rPr>
+              <w:fldChar w:fldCharType="end"/>
+            </w:r>
+          </w:hyperlink>
+        </w:p>
+        <w:p>
+          <w:pPr>
+            <w:pStyle w:val="TDC1"/>
+            <w:tabs>
+              <w:tab w:val="right" w:leader="dot" w:pos="8494"/>
+            </w:tabs>
+            <w:rPr>
+              <w:noProof/>
+              <w:kern w:val="2"/>
+              <w:sz w:val="24"/>
+              <w:szCs w:val="24"/>
+              <w:lang w:eastAsia="es-ES"/>
+              <w14:ligatures w14:val="standardContextual"/>
+            </w:rPr>
+          </w:pPr>
+          <w:hyperlink w:anchor="_Toc243423377" w:history="1">
+            <w:r>
+              <w:rPr>
+                <w:rStyle w:val="Hipervnculo"/>
+                <w:noProof/>
+              </w:rPr>
+              <w:t>BLIBLIOGRAFIA / FUENTES</w:t>
+            </w:r>
+            <w:r>
+              <w:rPr>
+                <w:noProof/>
+                <w:webHidden/>
+              </w:rPr>
+              <w:tab/>
+            </w:r>
+            <w:r>
+              <w:rPr>
+                <w:noProof/>
+                <w:webHidden/>
+              </w:rPr>
+              <w:fldChar w:fldCharType="begin"/>
+            </w:r>
+            <w:r>
+              <w:rPr>
+                <w:noProof/>
+                <w:webHidden/>
+              </w:rPr>
+              <w:instrText xml:space="preserve"> PAGEREF _Toc243423377 \h </w:instrText>
+            </w:r>
+            <w:r>
+              <w:rPr>
+                <w:noProof/>
+                <w:webHidden/>
+              </w:rPr>
+            </w:r>
+            <w:r>
+              <w:rPr>
+                <w:noProof/>
+                <w:webHidden/>
+              </w:rPr>
+              <w:fldChar w:fldCharType="separate"/>
+            </w:r>
+            <w:r>
+              <w:rPr>
+                <w:noProof/>
+                <w:webHidden/>
+              </w:rPr>
+              <w:t>12</w:t>
             </w:r>
             <w:r>
               <w:rPr>
@@ -1316,7 +1389,7 @@
       <w:pPr>
         <w:pStyle w:val="Ttulo1"/>
       </w:pPr>
-      <w:bookmarkStart w:id="0" w:name="_Toc243044682"/>
+      <w:bookmarkStart w:id="0" w:name="_Toc243423370"/>
       <w:r>
         <w:t>parte</w:t>
       </w:r>
@@ -1330,7 +1403,7 @@
       <w:pPr>
         <w:pStyle w:val="Ttulo2"/>
       </w:pPr>
-      <w:bookmarkStart w:id="1" w:name="_Toc243044683"/>
+      <w:bookmarkStart w:id="1" w:name="_Toc243423371"/>
       <w:r>
         <w:t xml:space="preserve">1.1 Crear </w:t>
       </w:r>
@@ -1438,6 +1511,7 @@
         <w:rPr>
           <w:noProof/>
         </w:rPr>
+        <w:lastRenderedPageBreak/>
         <w:drawing>
           <wp:anchor distT="0" distB="0" distL="114300" distR="114300" simplePos="0" relativeHeight="251664384" behindDoc="1" locked="0" layoutInCell="1" allowOverlap="1" wp14:anchorId="465307CE" wp14:editId="1B1596A4">
             <wp:simplePos x="0" y="0"/>
@@ -1504,7 +1578,7 @@
       <w:pPr>
         <w:pStyle w:val="Ttulo2"/>
       </w:pPr>
-      <w:bookmarkStart w:id="2" w:name="_Toc243044684"/>
+      <w:bookmarkStart w:id="2" w:name="_Toc243423372"/>
       <w:r>
         <w:t xml:space="preserve">1.2 </w:t>
       </w:r>
@@ -1649,6 +1723,7 @@
     <w:p/>
     <w:p>
       <w:r>
+        <w:lastRenderedPageBreak/>
         <w:t xml:space="preserve">Defino en el MainActivity la constante que almacenara la referencia a mi WebView (cuando lo cree), así como la variable que referencia a sus atributos (y permite modificarlos directamente). </w:t>
       </w:r>
     </w:p>
@@ -1699,7 +1774,7 @@
       <w:pPr>
         <w:pStyle w:val="Ttulo2"/>
       </w:pPr>
-      <w:bookmarkStart w:id="3" w:name="_Toc243044685"/>
+      <w:bookmarkStart w:id="3" w:name="_Toc243423373"/>
       <w:r>
         <w:t>1.3 Componentes Web</w:t>
       </w:r>
@@ -1778,6 +1853,7 @@
         <w:rPr>
           <w:noProof/>
         </w:rPr>
+        <w:lastRenderedPageBreak/>
         <w:drawing>
           <wp:anchor distT="0" distB="0" distL="114300" distR="114300" simplePos="0" relativeHeight="251669504" behindDoc="1" locked="0" layoutInCell="1" allowOverlap="1" wp14:anchorId="0BB48FE8" wp14:editId="560BBDA8">
             <wp:simplePos x="0" y="0"/>
@@ -1930,6 +2006,7 @@
         <w:rPr>
           <w:noProof/>
         </w:rPr>
+        <w:lastRenderedPageBreak/>
         <w:drawing>
           <wp:anchor distT="0" distB="0" distL="114300" distR="114300" simplePos="0" relativeHeight="251670528" behindDoc="1" locked="0" layoutInCell="1" allowOverlap="1" wp14:anchorId="2BCA115D" wp14:editId="376B7F92">
             <wp:simplePos x="0" y="0"/>
@@ -2007,8 +2084,9 @@
       <w:pPr>
         <w:pStyle w:val="Ttulo2"/>
       </w:pPr>
-      <w:bookmarkStart w:id="4" w:name="_Toc243044686"/>
-      <w:r>
+      <w:bookmarkStart w:id="4" w:name="_Toc243423374"/>
+      <w:r>
+        <w:lastRenderedPageBreak/>
         <w:t>1.4 EJECUCIÓN</w:t>
       </w:r>
       <w:bookmarkEnd w:id="4"/>
@@ -2197,6 +2275,7 @@
     <w:p/>
     <w:p>
       <w:r>
+        <w:lastRenderedPageBreak/>
         <w:t>O no.</w:t>
       </w:r>
     </w:p>
@@ -2366,6 +2445,9 @@
     <w:p/>
     <w:p>
       <w:r>
+        <w:rPr>
+          <w:noProof/>
+        </w:rPr>
         <w:drawing>
           <wp:anchor distT="0" distB="0" distL="114300" distR="114300" simplePos="0" relativeHeight="251675648" behindDoc="1" locked="0" layoutInCell="1" allowOverlap="1" wp14:anchorId="072ACB4D" wp14:editId="07C67E2C">
             <wp:simplePos x="0" y="0"/>
@@ -2475,8 +2557,9 @@
       <w:pPr>
         <w:pStyle w:val="Ttulo1"/>
       </w:pPr>
-      <w:bookmarkStart w:id="5" w:name="_Toc243044687"/>
-      <w:r>
+      <w:bookmarkStart w:id="5" w:name="_Toc243423375"/>
+      <w:r>
+        <w:lastRenderedPageBreak/>
         <w:t>PARTE</w:t>
       </w:r>
       <w:r>
@@ -2489,17 +2572,23 @@
       <w:pPr>
         <w:pStyle w:val="Ttulo2"/>
       </w:pPr>
-      <w:bookmarkStart w:id="6" w:name="_Toc243044688"/>
+      <w:bookmarkStart w:id="6" w:name="_Toc243423376"/>
       <w:r>
         <w:t xml:space="preserve">2.1 </w:t>
       </w:r>
+      <w:r>
+        <w:t>Diseño de interfaces</w:t>
+      </w:r>
       <w:bookmarkEnd w:id="6"/>
       <w:r>
-        <w:t xml:space="preserve">Diseño de interfaces </w:t>
+        <w:t xml:space="preserve"> </w:t>
       </w:r>
     </w:p>
     <w:p>
       <w:r>
+        <w:rPr>
+          <w:noProof/>
+        </w:rPr>
         <w:drawing>
           <wp:anchor distT="0" distB="0" distL="114300" distR="114300" simplePos="0" relativeHeight="251676672" behindDoc="1" locked="0" layoutInCell="1" allowOverlap="1" wp14:anchorId="4472CA35" wp14:editId="0DECD873">
             <wp:simplePos x="0" y="0"/>
@@ -2628,14 +2717,16 @@
       <w:pPr>
         <w:pStyle w:val="Ttulo1"/>
       </w:pPr>
+      <w:bookmarkStart w:id="7" w:name="_Toc243423377"/>
+      <w:r>
+        <w:t>BLIBLIOGRAFIA / FUENTES</w:t>
+      </w:r>
+      <w:bookmarkEnd w:id="7"/>
+    </w:p>
+    <w:p/>
+    <w:p>
       <w:r>
         <w:lastRenderedPageBreak/>
-        <w:t>BLIBLIOGRAFIA / FUENTES</w:t>
-      </w:r>
-    </w:p>
-    <w:p/>
-    <w:p>
-      <w:r>
         <w:t>https://es.stackoverflow.com/questions/36902/c%C3%B3mo-enviar-datos-entre-activities</w:t>
       </w:r>
     </w:p>
